--- a/mam_eurobot_2026/Electronics/schematics/Eurobot 2026.docx
+++ b/mam_eurobot_2026/Electronics/schematics/Eurobot 2026.docx
@@ -171,7 +171,31 @@
         <w:rPr>
           <w:lang w:val="en-US"/>
         </w:rPr>
-        <w:t xml:space="preserve"> board manages acquisition and conditioning of sensor signals.</w:t>
+        <w:t xml:space="preserve"> board manages acquisition and conditioning of sensor signals</w:t>
+      </w:r>
+      <w:r>
+        <w:rPr>
+          <w:lang w:val="en-US"/>
+        </w:rPr>
+        <w:t>,</w:t>
+      </w:r>
+      <w:r>
+        <w:rPr>
+          <w:lang w:val="en-US"/>
+        </w:rPr>
+        <w:t xml:space="preserve"> </w:t>
+      </w:r>
+      <w:r>
+        <w:rPr>
+          <w:lang w:val="en-US"/>
+        </w:rPr>
+        <w:t>including I²C multiplexing and ADC conversion</w:t>
+      </w:r>
+      <w:r>
+        <w:rPr>
+          <w:lang w:val="en-US"/>
+        </w:rPr>
+        <w:t>.</w:t>
       </w:r>
     </w:p>
     <w:p>
@@ -203,7 +227,69 @@
         <w:rPr>
           <w:lang w:val="en-US"/>
         </w:rPr>
-        <w:t xml:space="preserve"> board regulates and distributes electrical power to all subsystems.</w:t>
+        <w:t xml:space="preserve"> board regulates and distributes electrical power to all subsystems</w:t>
+      </w:r>
+      <w:r>
+        <w:rPr>
+          <w:lang w:val="en-US"/>
+        </w:rPr>
+        <w:t xml:space="preserve">, it receives the battery through connector </w:t>
+      </w:r>
+      <w:r>
+        <w:rPr>
+          <w:b/>
+          <w:bCs/>
+          <w:lang w:val="en-US"/>
+        </w:rPr>
+        <w:t xml:space="preserve">J1 (XT60), </w:t>
+      </w:r>
+      <w:r>
+        <w:rPr>
+          <w:lang w:val="en-US"/>
+        </w:rPr>
+        <w:t xml:space="preserve">protects it with fuse </w:t>
+      </w:r>
+      <w:r>
+        <w:rPr>
+          <w:b/>
+          <w:bCs/>
+          <w:lang w:val="en-US"/>
+        </w:rPr>
+        <w:t>F1 (10 A)</w:t>
+      </w:r>
+      <w:r>
+        <w:rPr>
+          <w:lang w:val="en-US"/>
+        </w:rPr>
+        <w:t xml:space="preserve"> and distributes filtered </w:t>
+      </w:r>
+      <w:r>
+        <w:rPr>
+          <w:b/>
+          <w:bCs/>
+          <w:lang w:val="en-US"/>
+        </w:rPr>
+        <w:t>V12V</w:t>
+      </w:r>
+      <w:r>
+        <w:rPr>
+          <w:lang w:val="en-US"/>
+        </w:rPr>
+        <w:t xml:space="preserve"> and </w:t>
+      </w:r>
+      <w:r>
+        <w:rPr>
+          <w:b/>
+          <w:bCs/>
+          <w:lang w:val="en-US"/>
+        </w:rPr>
+        <w:t>V5V</w:t>
+      </w:r>
+      <w:r>
+        <w:rPr>
+          <w:lang w:val="en-US"/>
+        </w:rPr>
+        <w:t xml:space="preserve"> rails to all subsystems</w:t>
       </w:r>
     </w:p>
     <w:p>
@@ -235,7 +321,75 @@
         <w:rPr>
           <w:lang w:val="en-US"/>
         </w:rPr>
-        <w:t xml:space="preserve"> board handles actuator control, including motor driving and power switching.</w:t>
+        <w:t xml:space="preserve"> board handles actuator control, </w:t>
+      </w:r>
+      <w:r>
+        <w:rPr>
+          <w:lang w:val="en-US"/>
+        </w:rPr>
+        <w:t xml:space="preserve">via </w:t>
+      </w:r>
+      <w:r>
+        <w:rPr>
+          <w:b/>
+          <w:bCs/>
+          <w:lang w:val="en-US"/>
+        </w:rPr>
+        <w:t>two</w:t>
+      </w:r>
+      <w:r>
+        <w:rPr>
+          <w:lang w:val="en-US"/>
+        </w:rPr>
+        <w:t xml:space="preserve"> </w:t>
+      </w:r>
+      <w:r>
+        <w:rPr>
+          <w:b/>
+          <w:bCs/>
+          <w:lang w:val="en-US"/>
+        </w:rPr>
+        <w:t>TB6612FNG</w:t>
+      </w:r>
+      <w:r>
+        <w:rPr>
+          <w:lang w:val="en-US"/>
+        </w:rPr>
+        <w:t xml:space="preserve"> dual H</w:t>
+      </w:r>
+      <w:r>
+        <w:rPr>
+          <w:lang w:val="en-US"/>
+        </w:rPr>
+        <w:noBreakHyphen/>
+      </w:r>
+      <w:r>
+        <w:rPr>
+          <w:lang w:val="en-US"/>
+        </w:rPr>
+        <w:t xml:space="preserve">bridge drivers </w:t>
+      </w:r>
+      <w:r>
+        <w:rPr>
+          <w:b/>
+          <w:bCs/>
+          <w:lang w:val="en-US"/>
+        </w:rPr>
+        <w:t>(U1, U2)</w:t>
+      </w:r>
+      <w:r>
+        <w:rPr>
+          <w:lang w:val="en-US"/>
+        </w:rPr>
+        <w:t xml:space="preserve"> and monitors current with </w:t>
+      </w:r>
+      <w:r>
+        <w:rPr>
+          <w:b/>
+          <w:bCs/>
+          <w:lang w:val="en-US"/>
+        </w:rPr>
+        <w:t>INA219AXD (U3)</w:t>
       </w:r>
     </w:p>
     <w:p>
@@ -298,13 +452,213 @@
         <w:rPr>
           <w:lang w:val="en-US"/>
         </w:rPr>
-        <w:t xml:space="preserve">The system is powered through a primary voltage source connected via dedicated input connectors. Basic protection </w:t>
-      </w:r>
-      <w:r>
-        <w:rPr>
-          <w:lang w:val="en-US"/>
-        </w:rPr>
-        <w:t>and filtering components are included to ensure safe operation under varying load conditions, ensuring protection against voltage fluctuations and stable operation of downstream electronics. Capacitive filtering is used to smooth the input voltage and reduce electrical noise.</w:t>
+        <w:t xml:space="preserve">The system is powered from the main robot battery connected to </w:t>
+      </w:r>
+      <w:r>
+        <w:rPr>
+          <w:b/>
+          <w:bCs/>
+          <w:lang w:val="en-US"/>
+        </w:rPr>
+        <w:t>J1 – XT60</w:t>
+      </w:r>
+      <w:r>
+        <w:rPr>
+          <w:lang w:val="en-US"/>
+        </w:rPr>
+        <w:t xml:space="preserve">, which is dimensioned for high current and secure mechanical locking. </w:t>
+      </w:r>
+      <w:r>
+        <w:rPr>
+          <w:lang w:val="en-US"/>
+        </w:rPr>
+        <w:br/>
+        <w:t xml:space="preserve">Downstream of the connector, fuse </w:t>
+      </w:r>
+      <w:r>
+        <w:rPr>
+          <w:b/>
+          <w:bCs/>
+          <w:lang w:val="en-US"/>
+        </w:rPr>
+        <w:t>F1 (10 A)</w:t>
+      </w:r>
+      <w:r>
+        <w:rPr>
+          <w:lang w:val="en-US"/>
+        </w:rPr>
+        <w:t xml:space="preserve"> on the </w:t>
+      </w:r>
+      <w:r>
+        <w:rPr>
+          <w:b/>
+          <w:bCs/>
+          <w:lang w:val="en-US"/>
+        </w:rPr>
+        <w:t>V12V</w:t>
+      </w:r>
+      <w:r>
+        <w:rPr>
+          <w:lang w:val="en-US"/>
+        </w:rPr>
+        <w:t xml:space="preserve"> line provides over</w:t>
+      </w:r>
+      <w:r>
+        <w:rPr>
+          <w:lang w:val="en-US"/>
+        </w:rPr>
+        <w:noBreakHyphen/>
+        <w:t>current protection against short circuits and excessive load, in accordance with competition robustness requirements.</w:t>
+      </w:r>
+    </w:p>
+    <w:p>
+      <w:pPr>
+        <w:rPr>
+          <w:lang w:val="en-US"/>
+        </w:rPr>
+      </w:pPr>
+      <w:r>
+        <w:rPr>
+          <w:lang w:val="en-US"/>
+        </w:rPr>
+        <w:t xml:space="preserve">A rocker switch </w:t>
+      </w:r>
+      <w:r>
+        <w:rPr>
+          <w:b/>
+          <w:bCs/>
+          <w:lang w:val="en-US"/>
+        </w:rPr>
+        <w:t>SW1 – Inter à bascule 10 A / 12 V</w:t>
+      </w:r>
+      <w:r>
+        <w:rPr>
+          <w:lang w:val="en-US"/>
+        </w:rPr>
+        <w:t xml:space="preserve"> is placed in series with the fused line to act as the main power switch, allowing safe power</w:t>
+      </w:r>
+      <w:r>
+        <w:rPr>
+          <w:lang w:val="en-US"/>
+        </w:rPr>
+        <w:noBreakHyphen/>
+        <w:t>up, shutdown and emergency cut</w:t>
+      </w:r>
+      <w:r>
+        <w:rPr>
+          <w:lang w:val="en-US"/>
+        </w:rPr>
+        <w:noBreakHyphen/>
+        <w:t xml:space="preserve">off. </w:t>
+      </w:r>
+      <w:r>
+        <w:rPr>
+          <w:lang w:val="en-US"/>
+        </w:rPr>
+        <w:br/>
+      </w:r>
+      <w:r>
+        <w:rPr>
+          <w:lang w:val="en-US"/>
+        </w:rPr>
+        <w:lastRenderedPageBreak/>
+        <w:t xml:space="preserve">Test point </w:t>
+      </w:r>
+      <w:r>
+        <w:rPr>
+          <w:b/>
+          <w:bCs/>
+          <w:lang w:val="en-US"/>
+        </w:rPr>
+        <w:t>TP1 – V12V</w:t>
+      </w:r>
+      <w:r>
+        <w:rPr>
+          <w:lang w:val="en-US"/>
+        </w:rPr>
+        <w:t xml:space="preserve"> gives direct access to the protected 12 V rail for debugging and measurement.</w:t>
+      </w:r>
+    </w:p>
+    <w:p>
+      <w:pPr>
+        <w:rPr>
+          <w:lang w:val="en-US"/>
+        </w:rPr>
+      </w:pPr>
+      <w:r>
+        <w:rPr>
+          <w:lang w:val="en-US"/>
+        </w:rPr>
+        <w:t xml:space="preserve">Bulk capacitor </w:t>
+      </w:r>
+      <w:r>
+        <w:rPr>
+          <w:b/>
+          <w:bCs/>
+          <w:lang w:val="en-US"/>
+        </w:rPr>
+        <w:t>C1 (220 µF / 25 V)</w:t>
+      </w:r>
+      <w:r>
+        <w:rPr>
+          <w:lang w:val="en-US"/>
+        </w:rPr>
+        <w:t xml:space="preserve"> is connected across </w:t>
+      </w:r>
+      <w:r>
+        <w:rPr>
+          <w:b/>
+          <w:bCs/>
+          <w:lang w:val="en-US"/>
+        </w:rPr>
+        <w:t>V12V</w:t>
+      </w:r>
+      <w:r>
+        <w:rPr>
+          <w:lang w:val="en-US"/>
+        </w:rPr>
+        <w:t xml:space="preserve"> and </w:t>
+      </w:r>
+      <w:r>
+        <w:rPr>
+          <w:b/>
+          <w:bCs/>
+          <w:lang w:val="en-US"/>
+        </w:rPr>
+        <w:t>GND</w:t>
+      </w:r>
+      <w:r>
+        <w:rPr>
+          <w:lang w:val="en-US"/>
+        </w:rPr>
+        <w:t xml:space="preserve"> to smooth input voltage fluctuations and reduce the effect of sudden current transients from the motion subsystem.</w:t>
+      </w:r>
+      <w:r>
+        <w:rPr>
+          <w:lang w:val="en-US"/>
+        </w:rPr>
+        <w:t xml:space="preserve"> </w:t>
+      </w:r>
+      <w:r>
+        <w:rPr>
+          <w:lang w:val="en-US"/>
+        </w:rPr>
+        <w:br/>
+        <w:t xml:space="preserve">Ground reference is made accessible through </w:t>
+      </w:r>
+      <w:r>
+        <w:rPr>
+          <w:b/>
+          <w:bCs/>
+          <w:lang w:val="en-US"/>
+        </w:rPr>
+        <w:t>TP3 – GND</w:t>
+      </w:r>
+      <w:r>
+        <w:rPr>
+          <w:lang w:val="en-US"/>
+        </w:rPr>
+        <w:t xml:space="preserve">, simplifying probing across the system. </w:t>
       </w:r>
     </w:p>
     <w:p>
@@ -331,21 +685,115 @@
         <w:rPr>
           <w:lang w:val="en-US"/>
         </w:rPr>
-        <w:t xml:space="preserve">Voltage regulation </w:t>
+        <w:t xml:space="preserve">The </w:t>
       </w:r>
       <w:proofErr w:type="spellStart"/>
       <w:r>
         <w:rPr>
-          <w:lang w:val="en-US"/>
-        </w:rPr>
-        <w:t>circutis</w:t>
+          <w:b/>
+          <w:bCs/>
+          <w:lang w:val="en-US"/>
+        </w:rPr>
+        <w:t>Power_and_Distribution</w:t>
       </w:r>
       <w:proofErr w:type="spellEnd"/>
       <w:r>
         <w:rPr>
           <w:lang w:val="en-US"/>
         </w:rPr>
-        <w:t xml:space="preserve"> are implemented to provide stable voltage rails required by the system, typically 5V and/or 3.3V. These regulated supplies are used by: </w:t>
+        <w:t xml:space="preserve"> board defines and labels the main power nets: </w:t>
+      </w:r>
+      <w:r>
+        <w:rPr>
+          <w:b/>
+          <w:bCs/>
+          <w:lang w:val="en-US"/>
+        </w:rPr>
+        <w:t>VBATT</w:t>
+      </w:r>
+      <w:r>
+        <w:rPr>
+          <w:lang w:val="en-US"/>
+        </w:rPr>
+        <w:t xml:space="preserve">, </w:t>
+      </w:r>
+      <w:r>
+        <w:rPr>
+          <w:b/>
+          <w:bCs/>
+          <w:lang w:val="en-US"/>
+        </w:rPr>
+        <w:t>V12V</w:t>
+      </w:r>
+      <w:r>
+        <w:rPr>
+          <w:lang w:val="en-US"/>
+        </w:rPr>
+        <w:t xml:space="preserve"> and </w:t>
+      </w:r>
+      <w:r>
+        <w:rPr>
+          <w:b/>
+          <w:bCs/>
+          <w:lang w:val="en-US"/>
+        </w:rPr>
+        <w:t>V5V</w:t>
+      </w:r>
+      <w:r>
+        <w:rPr>
+          <w:lang w:val="en-US"/>
+        </w:rPr>
+        <w:t xml:space="preserve">, using </w:t>
+      </w:r>
+      <w:proofErr w:type="spellStart"/>
+      <w:r>
+        <w:rPr>
+          <w:lang w:val="en-US"/>
+        </w:rPr>
+        <w:t>KiCad</w:t>
+      </w:r>
+      <w:proofErr w:type="spellEnd"/>
+      <w:r>
+        <w:rPr>
+          <w:lang w:val="en-US"/>
+        </w:rPr>
+        <w:t xml:space="preserve"> PWR_FLAG symbols to explicitly mark intended power sources</w:t>
+      </w:r>
+      <w:r>
+        <w:rPr>
+          <w:lang w:val="en-US"/>
+        </w:rPr>
+        <w:t xml:space="preserve">.  </w:t>
+      </w:r>
+      <w:r>
+        <w:rPr>
+          <w:lang w:val="en-US"/>
+        </w:rPr>
+        <w:t>Voltage regulation circui</w:t>
+      </w:r>
+      <w:r>
+        <w:rPr>
+          <w:lang w:val="en-US"/>
+        </w:rPr>
+        <w:t>t</w:t>
+      </w:r>
+      <w:r>
+        <w:rPr>
+          <w:lang w:val="en-US"/>
+        </w:rPr>
+        <w:t>s are implemented to provide stable voltage rails required by the system</w:t>
+      </w:r>
+      <w:r>
+        <w:rPr>
+          <w:lang w:val="en-US"/>
+        </w:rPr>
+        <w:t xml:space="preserve">. </w:t>
+      </w:r>
+      <w:r>
+        <w:rPr>
+          <w:lang w:val="en-US"/>
+        </w:rPr>
+        <w:t xml:space="preserve">These regulated supplies are used by: </w:t>
       </w:r>
     </w:p>
     <w:p>
@@ -413,8 +861,574 @@
         <w:rPr>
           <w:lang w:val="en-US"/>
         </w:rPr>
+        <w:t>Decoupling capacitors</w:t>
+      </w:r>
+      <w:r>
+        <w:rPr>
+          <w:lang w:val="en-US"/>
+        </w:rPr>
+        <w:t xml:space="preserve"> </w:t>
+      </w:r>
+      <w:r>
+        <w:rPr>
+          <w:lang w:val="en-US"/>
+        </w:rPr>
+        <w:t xml:space="preserve">(for example, </w:t>
+      </w:r>
+      <w:r>
+        <w:rPr>
+          <w:b/>
+          <w:bCs/>
+          <w:lang w:val="en-US"/>
+        </w:rPr>
+        <w:t>U4 – LD1117V33</w:t>
+      </w:r>
+      <w:r>
+        <w:rPr>
+          <w:b/>
+          <w:bCs/>
+          <w:lang w:val="en-US"/>
+        </w:rPr>
+        <w:t>)</w:t>
+      </w:r>
+      <w:r>
+        <w:rPr>
+          <w:lang w:val="en-US"/>
+        </w:rPr>
+        <w:t xml:space="preserve"> are placed near power outputs to reduce high-frequency noise and stabilize voltage during dynamic load changes.</w:t>
+      </w:r>
+    </w:p>
+    <w:p>
+      <w:pPr>
+        <w:pStyle w:val="Ttulo2"/>
+        <w:rPr>
+          <w:lang w:val="en-US"/>
+        </w:rPr>
+      </w:pPr>
+      <w:r>
+        <w:rPr>
+          <w:lang w:val="en-US"/>
+        </w:rPr>
+        <w:t>Power Distribution</w:t>
+      </w:r>
+    </w:p>
+    <w:p>
+      <w:pPr>
+        <w:rPr>
+          <w:lang w:val="en-US"/>
+        </w:rPr>
+      </w:pPr>
+      <w:r>
+        <w:rPr>
+          <w:lang w:val="en-US"/>
+        </w:rPr>
+        <w:t xml:space="preserve">The regulated voltage rails are distributed across the robot </w:t>
+      </w:r>
+      <w:r>
+        <w:rPr>
+          <w:lang w:val="en-US"/>
+        </w:rPr>
+        <w:t xml:space="preserve">clearly labeled nets and multiple screw terminal connectors: </w:t>
+      </w:r>
+      <w:r>
+        <w:rPr>
+          <w:b/>
+          <w:bCs/>
+          <w:lang w:val="en-US"/>
+        </w:rPr>
+        <w:t xml:space="preserve">J2, J3, J4, J5, J6, J7 – </w:t>
+      </w:r>
+      <w:proofErr w:type="spellStart"/>
+      <w:r>
+        <w:rPr>
+          <w:b/>
+          <w:bCs/>
+          <w:lang w:val="en-US"/>
+        </w:rPr>
+        <w:t>Bornier</w:t>
+      </w:r>
+      <w:proofErr w:type="spellEnd"/>
+      <w:r>
+        <w:rPr>
+          <w:b/>
+          <w:bCs/>
+          <w:lang w:val="en-US"/>
+        </w:rPr>
+        <w:t xml:space="preserve"> 2</w:t>
+      </w:r>
+      <w:r>
+        <w:rPr>
+          <w:b/>
+          <w:bCs/>
+          <w:lang w:val="en-US"/>
+        </w:rPr>
+        <w:noBreakHyphen/>
+        <w:t>pin 5.08 mm</w:t>
+      </w:r>
+      <w:r>
+        <w:rPr>
+          <w:lang w:val="en-US"/>
+        </w:rPr>
+        <w:t xml:space="preserve"> (or optional 2</w:t>
+      </w:r>
+      <w:r>
+        <w:rPr>
+          <w:lang w:val="en-US"/>
+        </w:rPr>
+        <w:noBreakHyphen/>
+        <w:t xml:space="preserve">pin 2.54 mm </w:t>
+      </w:r>
+      <w:proofErr w:type="gramStart"/>
+      <w:r>
+        <w:rPr>
+          <w:lang w:val="en-US"/>
+        </w:rPr>
+        <w:t>headers</w:t>
+      </w:r>
+      <w:r>
+        <w:rPr>
+          <w:lang w:val="en-US"/>
+        </w:rPr>
+        <w:t xml:space="preserve"> )</w:t>
+      </w:r>
+      <w:proofErr w:type="gramEnd"/>
+      <w:r>
+        <w:rPr>
+          <w:lang w:val="en-US"/>
+        </w:rPr>
+        <w:t xml:space="preserve"> T</w:t>
+      </w:r>
+      <w:r>
+        <w:rPr>
+          <w:lang w:val="en-US"/>
+        </w:rPr>
+        <w:t xml:space="preserve">hese connectors fan out the </w:t>
+      </w:r>
+      <w:r>
+        <w:rPr>
+          <w:b/>
+          <w:bCs/>
+          <w:lang w:val="en-US"/>
+        </w:rPr>
+        <w:t>V12V</w:t>
+      </w:r>
+      <w:r>
+        <w:rPr>
+          <w:lang w:val="en-US"/>
+        </w:rPr>
+        <w:t xml:space="preserve"> and </w:t>
+      </w:r>
+      <w:r>
+        <w:rPr>
+          <w:b/>
+          <w:bCs/>
+          <w:lang w:val="en-US"/>
+        </w:rPr>
+        <w:t>V5V</w:t>
+      </w:r>
+      <w:r>
+        <w:rPr>
+          <w:lang w:val="en-US"/>
+        </w:rPr>
+        <w:t xml:space="preserve"> rails to the </w:t>
+      </w:r>
+      <w:proofErr w:type="spellStart"/>
+      <w:r>
+        <w:rPr>
+          <w:lang w:val="en-US"/>
+        </w:rPr>
+        <w:t>Power_and_Motion</w:t>
+      </w:r>
+      <w:proofErr w:type="spellEnd"/>
+      <w:r>
+        <w:rPr>
+          <w:lang w:val="en-US"/>
+        </w:rPr>
+        <w:t xml:space="preserve"> board</w:t>
+      </w:r>
+      <w:r>
+        <w:rPr>
+          <w:lang w:val="en-US"/>
+        </w:rPr>
+        <w:t xml:space="preserve"> and</w:t>
+      </w:r>
+      <w:r>
+        <w:rPr>
+          <w:lang w:val="en-US"/>
+        </w:rPr>
+        <w:t xml:space="preserve"> </w:t>
+      </w:r>
+      <w:proofErr w:type="spellStart"/>
+      <w:r>
+        <w:rPr>
+          <w:lang w:val="en-US"/>
+        </w:rPr>
+        <w:t>Sensor_IO</w:t>
+      </w:r>
+      <w:proofErr w:type="spellEnd"/>
+      <w:r>
+        <w:rPr>
+          <w:lang w:val="en-US"/>
+        </w:rPr>
+        <w:t xml:space="preserve"> board</w:t>
+      </w:r>
+      <w:r>
+        <w:rPr>
+          <w:lang w:val="en-US"/>
+        </w:rPr>
+        <w:t xml:space="preserve">. </w:t>
+      </w:r>
+    </w:p>
+    <w:p>
+      <w:pPr>
+        <w:rPr>
+          <w:lang w:val="en-US"/>
+        </w:rPr>
+      </w:pPr>
+      <w:r>
+        <w:rPr>
+          <w:lang w:val="en-US"/>
+        </w:rPr>
+        <w:t xml:space="preserve">Test point </w:t>
+      </w:r>
+      <w:r>
+        <w:rPr>
+          <w:b/>
+          <w:bCs/>
+          <w:lang w:val="en-US"/>
+        </w:rPr>
+        <w:t>TP2 – V5V</w:t>
+      </w:r>
+      <w:r>
+        <w:rPr>
+          <w:lang w:val="en-US"/>
+        </w:rPr>
+        <w:t xml:space="preserve"> provides a convenient measurement point for the 5 V distribution rail, enabling quick verification during assembly and debugging</w:t>
+      </w:r>
+      <w:r>
+        <w:rPr>
+          <w:lang w:val="en-US"/>
+        </w:rPr>
+        <w:t xml:space="preserve"> </w:t>
+      </w:r>
+    </w:p>
+    <w:p>
+      <w:pPr>
+        <w:rPr>
+          <w:lang w:val="en-US"/>
+        </w:rPr>
+      </w:pPr>
+      <w:r>
+        <w:rPr>
+          <w:lang w:val="en-US"/>
+        </w:rPr>
+        <w:t>This ensures clean and organized routing of power and reliable supply to all subsystems</w:t>
+      </w:r>
+      <w:r>
+        <w:rPr>
+          <w:lang w:val="en-US"/>
+        </w:rPr>
+        <w:t>, as well as keeping wiring organized and simplifying isolation of subsystems</w:t>
+      </w:r>
+    </w:p>
+    <w:p>
+      <w:pPr>
+        <w:pStyle w:val="Ttulo1"/>
+        <w:rPr>
+          <w:lang w:val="en-US"/>
+        </w:rPr>
+      </w:pPr>
+      <w:r>
+        <w:rPr>
+          <w:lang w:val="en-US"/>
+        </w:rPr>
+        <w:t>Sensor Interface Subsystem</w:t>
+      </w:r>
+    </w:p>
+    <w:p>
+      <w:pPr>
+        <w:pStyle w:val="Ttulo2"/>
+        <w:rPr>
+          <w:lang w:val="en-US"/>
+        </w:rPr>
+      </w:pPr>
+      <w:r>
+        <w:rPr>
+          <w:lang w:val="en-US"/>
+        </w:rPr>
+        <w:t>Sensor Connectivity</w:t>
+      </w:r>
+    </w:p>
+    <w:p>
+      <w:pPr>
+        <w:rPr>
+          <w:b/>
+          <w:bCs/>
+          <w:lang w:val="en-US"/>
+        </w:rPr>
+      </w:pPr>
+      <w:r>
+        <w:rPr>
+          <w:lang w:val="en-US"/>
+        </w:rPr>
+        <w:t xml:space="preserve">The </w:t>
+      </w:r>
+      <w:proofErr w:type="spellStart"/>
+      <w:r>
+        <w:rPr>
+          <w:b/>
+          <w:bCs/>
+          <w:lang w:val="en-US"/>
+        </w:rPr>
+        <w:t>Sensor_IO</w:t>
+      </w:r>
+      <w:proofErr w:type="spellEnd"/>
+      <w:r>
+        <w:rPr>
+          <w:lang w:val="en-US"/>
+        </w:rPr>
+        <w:t xml:space="preserve"> board standardizes sensor connections by exposing dedicated headers for each sensor, typically providing </w:t>
+      </w:r>
+      <w:r>
+        <w:rPr>
+          <w:b/>
+          <w:bCs/>
+          <w:lang w:val="en-US"/>
+        </w:rPr>
+        <w:t>VCC3V3 or VCC5V</w:t>
+      </w:r>
+      <w:r>
+        <w:rPr>
+          <w:lang w:val="en-US"/>
+        </w:rPr>
+        <w:t xml:space="preserve">, </w:t>
+      </w:r>
+      <w:r>
+        <w:rPr>
+          <w:b/>
+          <w:bCs/>
+          <w:lang w:val="en-US"/>
+        </w:rPr>
+        <w:t>GND</w:t>
+      </w:r>
+      <w:r>
+        <w:rPr>
+          <w:lang w:val="en-US"/>
+        </w:rPr>
+        <w:t xml:space="preserve"> and one or more signal lines (analog or digital).</w:t>
+      </w:r>
+      <w:r>
+        <w:rPr>
+          <w:lang w:val="en-US"/>
+        </w:rPr>
+        <w:t xml:space="preserve"> </w:t>
+      </w:r>
+      <w:r>
+        <w:rPr>
+          <w:lang w:val="en-US"/>
+        </w:rPr>
+        <w:t xml:space="preserve">Examples include the ultrasonic sensor </w:t>
+      </w:r>
+      <w:r>
+        <w:rPr>
+          <w:lang w:val="en-US"/>
+        </w:rPr>
         <w:lastRenderedPageBreak/>
-        <w:t>Decoupling capacitors are placed near power outputs to reduce high-frequency noise and stabilize voltage during dynamic load changes.</w:t>
+        <w:t xml:space="preserve">connectors </w:t>
+      </w:r>
+      <w:r>
+        <w:rPr>
+          <w:b/>
+          <w:bCs/>
+          <w:lang w:val="en-US"/>
+        </w:rPr>
+        <w:t>J1 / J2</w:t>
+      </w:r>
+      <w:r>
+        <w:rPr>
+          <w:lang w:val="en-US"/>
+        </w:rPr>
+        <w:t xml:space="preserve"> (TRIG/ECHO and power) and generic sensor headers </w:t>
+      </w:r>
+      <w:r>
+        <w:rPr>
+          <w:b/>
+          <w:bCs/>
+          <w:lang w:val="en-US"/>
+        </w:rPr>
+        <w:t>J3</w:t>
+      </w:r>
+      <w:r>
+        <w:rPr>
+          <w:lang w:val="en-US"/>
+        </w:rPr>
+        <w:t xml:space="preserve">, </w:t>
+      </w:r>
+      <w:r>
+        <w:rPr>
+          <w:b/>
+          <w:bCs/>
+          <w:lang w:val="en-US"/>
+        </w:rPr>
+        <w:t>J10</w:t>
+      </w:r>
+      <w:r>
+        <w:rPr>
+          <w:lang w:val="en-US"/>
+        </w:rPr>
+        <w:t xml:space="preserve">, </w:t>
+      </w:r>
+      <w:r>
+        <w:rPr>
+          <w:b/>
+          <w:bCs/>
+          <w:lang w:val="en-US"/>
+        </w:rPr>
+        <w:t>J11</w:t>
+      </w:r>
+      <w:r>
+        <w:rPr>
+          <w:lang w:val="en-US"/>
+        </w:rPr>
+        <w:t xml:space="preserve"> for free signal lines (</w:t>
+      </w:r>
+      <w:r>
+        <w:rPr>
+          <w:b/>
+          <w:bCs/>
+          <w:lang w:val="en-US"/>
+        </w:rPr>
+        <w:t>SENSSIGLIBRE1, SENSSIGLIBRE2</w:t>
+      </w:r>
+      <w:r>
+        <w:rPr>
+          <w:lang w:val="en-US"/>
+        </w:rPr>
+        <w:t>) and switches (</w:t>
+      </w:r>
+      <w:r>
+        <w:rPr>
+          <w:b/>
+          <w:bCs/>
+          <w:lang w:val="en-US"/>
+        </w:rPr>
+        <w:t>SWITCHIN</w:t>
+      </w:r>
+      <w:r>
+        <w:rPr>
+          <w:b/>
+          <w:bCs/>
+          <w:lang w:val="en-US"/>
+        </w:rPr>
+        <w:t>)</w:t>
+      </w:r>
+    </w:p>
+    <w:p>
+      <w:pPr>
+        <w:rPr>
+          <w:lang w:val="en-US"/>
+        </w:rPr>
+      </w:pPr>
+      <w:r>
+        <w:rPr>
+          <w:lang w:val="en-US"/>
+        </w:rPr>
+        <w:t xml:space="preserve">Analog sensors are connected to the ADC </w:t>
+      </w:r>
+      <w:r>
+        <w:rPr>
+          <w:b/>
+          <w:bCs/>
+          <w:lang w:val="en-US"/>
+        </w:rPr>
+        <w:t>U3 – ADS1115IDGS</w:t>
+      </w:r>
+      <w:r>
+        <w:rPr>
+          <w:lang w:val="en-US"/>
+        </w:rPr>
+        <w:t xml:space="preserve"> via connectors </w:t>
+      </w:r>
+      <w:r>
+        <w:rPr>
+          <w:b/>
+          <w:bCs/>
+          <w:lang w:val="en-US"/>
+        </w:rPr>
+        <w:t>J6, J7, J8, J9</w:t>
+      </w:r>
+      <w:r>
+        <w:rPr>
+          <w:lang w:val="en-US"/>
+        </w:rPr>
+        <w:t xml:space="preserve">, each providing </w:t>
+      </w:r>
+      <w:r>
+        <w:rPr>
+          <w:b/>
+          <w:bCs/>
+          <w:lang w:val="en-US"/>
+        </w:rPr>
+        <w:t>VCC3V3</w:t>
+      </w:r>
+      <w:r>
+        <w:rPr>
+          <w:lang w:val="en-US"/>
+        </w:rPr>
+        <w:t xml:space="preserve">, </w:t>
+      </w:r>
+      <w:r>
+        <w:rPr>
+          <w:b/>
+          <w:bCs/>
+          <w:lang w:val="en-US"/>
+        </w:rPr>
+        <w:t>GND</w:t>
+      </w:r>
+      <w:r>
+        <w:rPr>
+          <w:lang w:val="en-US"/>
+        </w:rPr>
+        <w:t xml:space="preserve"> and one ADC input channel (</w:t>
+      </w:r>
+      <w:r>
+        <w:rPr>
+          <w:b/>
+          <w:bCs/>
+          <w:lang w:val="en-US"/>
+        </w:rPr>
+        <w:t>AIN0–AIN3 / AIN4–AIN7</w:t>
+      </w:r>
+      <w:r>
+        <w:rPr>
+          <w:lang w:val="en-US"/>
+        </w:rPr>
+        <w:t xml:space="preserve"> as labeled</w:t>
+      </w:r>
+      <w:r>
+        <w:rPr>
+          <w:lang w:val="en-US"/>
+        </w:rPr>
+        <w:t>)</w:t>
+      </w:r>
+    </w:p>
+    <w:p>
+      <w:pPr>
+        <w:rPr>
+          <w:lang w:val="en-US"/>
+        </w:rPr>
+      </w:pPr>
+      <w:r>
+        <w:rPr>
+          <w:lang w:val="en-US"/>
+        </w:rPr>
+        <w:t>This uniform connector scheme simplifies integration, replacement and swapping of sensors without modifying the main harness</w:t>
+      </w:r>
+      <w:r>
+        <w:rPr>
+          <w:lang w:val="en-US"/>
+        </w:rPr>
+        <w:t>.</w:t>
       </w:r>
     </w:p>
     <w:p>
@@ -428,34 +1442,590 @@
         <w:rPr>
           <w:lang w:val="en-US"/>
         </w:rPr>
-        <w:t>Power Distribution</w:t>
-      </w:r>
-    </w:p>
-    <w:p>
-      <w:pPr>
-        <w:rPr>
-          <w:lang w:val="en-US"/>
-        </w:rPr>
-      </w:pPr>
-      <w:r>
-        <w:rPr>
-          <w:lang w:val="en-US"/>
-        </w:rPr>
-        <w:t>The regulated voltage rails are distributed across the robot using labeled power nets. This ensures clean and organized routing of power and reliable supply to all subsystems.</w:t>
-      </w:r>
-    </w:p>
-    <w:p>
-      <w:pPr>
-        <w:pStyle w:val="Ttulo1"/>
-        <w:rPr>
-          <w:lang w:val="en-US"/>
-        </w:rPr>
-      </w:pPr>
-      <w:r>
-        <w:rPr>
-          <w:lang w:val="en-US"/>
-        </w:rPr>
-        <w:t>Sensor Interface Subsystem</w:t>
+        <w:t>Signal Conditioning</w:t>
+      </w:r>
+    </w:p>
+    <w:p>
+      <w:pPr>
+        <w:rPr>
+          <w:lang w:val="en-US"/>
+        </w:rPr>
+      </w:pPr>
+      <w:r>
+        <w:rPr>
+          <w:lang w:val="en-US"/>
+        </w:rPr>
+        <w:t>Passive components such as resistors and capacitors are used to condition incoming signals before they reach the main controller or ADC.</w:t>
+      </w:r>
+      <w:r>
+        <w:rPr>
+          <w:lang w:val="en-US"/>
+        </w:rPr>
+        <w:t xml:space="preserve"> </w:t>
+      </w:r>
+      <w:r>
+        <w:rPr>
+          <w:lang w:val="en-US"/>
+        </w:rPr>
+        <w:br/>
+        <w:t>For digital lines, pull</w:t>
+      </w:r>
+      <w:r>
+        <w:rPr>
+          <w:lang w:val="en-US"/>
+        </w:rPr>
+        <w:noBreakHyphen/>
+        <w:t xml:space="preserve">up networks like </w:t>
+      </w:r>
+      <w:r>
+        <w:rPr>
+          <w:b/>
+          <w:bCs/>
+          <w:lang w:val="en-US"/>
+        </w:rPr>
+        <w:t>R2 (4.7 k</w:t>
+      </w:r>
+      <w:r>
+        <w:rPr>
+          <w:b/>
+          <w:bCs/>
+        </w:rPr>
+        <w:t>Ω</w:t>
+      </w:r>
+      <w:r>
+        <w:rPr>
+          <w:b/>
+          <w:bCs/>
+          <w:lang w:val="en-US"/>
+        </w:rPr>
+        <w:t>)</w:t>
+      </w:r>
+      <w:r>
+        <w:rPr>
+          <w:lang w:val="en-US"/>
+        </w:rPr>
+        <w:t xml:space="preserve"> on the I²C bus and </w:t>
+      </w:r>
+      <w:r>
+        <w:rPr>
+          <w:b/>
+          <w:bCs/>
+          <w:lang w:val="en-US"/>
+        </w:rPr>
+        <w:t>R3 (10 k</w:t>
+      </w:r>
+      <w:r>
+        <w:rPr>
+          <w:b/>
+          <w:bCs/>
+        </w:rPr>
+        <w:t>Ω</w:t>
+      </w:r>
+      <w:r>
+        <w:rPr>
+          <w:b/>
+          <w:bCs/>
+          <w:lang w:val="en-US"/>
+        </w:rPr>
+        <w:t>), R4 (20 k</w:t>
+      </w:r>
+      <w:r>
+        <w:rPr>
+          <w:b/>
+          <w:bCs/>
+        </w:rPr>
+        <w:t>Ω</w:t>
+      </w:r>
+      <w:r>
+        <w:rPr>
+          <w:b/>
+          <w:bCs/>
+          <w:lang w:val="en-US"/>
+        </w:rPr>
+        <w:t>), R5 (10 k</w:t>
+      </w:r>
+      <w:r>
+        <w:rPr>
+          <w:b/>
+          <w:bCs/>
+        </w:rPr>
+        <w:t>Ω</w:t>
+      </w:r>
+      <w:r>
+        <w:rPr>
+          <w:b/>
+          <w:bCs/>
+          <w:lang w:val="en-US"/>
+        </w:rPr>
+        <w:t>), R7 (10 k</w:t>
+      </w:r>
+      <w:r>
+        <w:rPr>
+          <w:b/>
+          <w:bCs/>
+        </w:rPr>
+        <w:t>Ω</w:t>
+      </w:r>
+      <w:r>
+        <w:rPr>
+          <w:b/>
+          <w:bCs/>
+          <w:lang w:val="en-US"/>
+        </w:rPr>
+        <w:t>), R8 (10 k</w:t>
+      </w:r>
+      <w:r>
+        <w:rPr>
+          <w:b/>
+          <w:bCs/>
+        </w:rPr>
+        <w:t>Ω</w:t>
+      </w:r>
+      <w:r>
+        <w:rPr>
+          <w:b/>
+          <w:bCs/>
+          <w:lang w:val="en-US"/>
+        </w:rPr>
+        <w:t>)</w:t>
+      </w:r>
+      <w:r>
+        <w:rPr>
+          <w:lang w:val="en-US"/>
+        </w:rPr>
+        <w:t xml:space="preserve"> on TRIG/ECHO and free sensor lines define stable logic levels and ensure compatibility with 3.3 V inputs (</w:t>
+      </w:r>
+      <w:r>
+        <w:rPr>
+          <w:b/>
+          <w:bCs/>
+          <w:lang w:val="en-US"/>
+        </w:rPr>
+        <w:t>ECHOIN3V3</w:t>
+      </w:r>
+      <w:r>
+        <w:rPr>
+          <w:lang w:val="en-US"/>
+        </w:rPr>
+        <w:t xml:space="preserve">, </w:t>
+      </w:r>
+      <w:r>
+        <w:rPr>
+          <w:b/>
+          <w:bCs/>
+          <w:lang w:val="en-US"/>
+        </w:rPr>
+        <w:t>SENSSIGLIBRE1</w:t>
+      </w:r>
+      <w:r>
+        <w:rPr>
+          <w:lang w:val="en-US"/>
+        </w:rPr>
+        <w:t xml:space="preserve">, </w:t>
+      </w:r>
+      <w:r>
+        <w:rPr>
+          <w:b/>
+          <w:bCs/>
+          <w:lang w:val="en-US"/>
+        </w:rPr>
+        <w:t>SENSSIGLIBRE2</w:t>
+      </w:r>
+      <w:r>
+        <w:rPr>
+          <w:lang w:val="en-US"/>
+        </w:rPr>
+        <w:t>).</w:t>
+      </w:r>
+      <w:r>
+        <w:rPr>
+          <w:lang w:val="en-US"/>
+        </w:rPr>
+        <w:t xml:space="preserve"> </w:t>
+      </w:r>
+    </w:p>
+    <w:p>
+      <w:pPr>
+        <w:rPr>
+          <w:lang w:val="en-US"/>
+        </w:rPr>
+      </w:pPr>
+      <w:r>
+        <w:rPr>
+          <w:lang w:val="en-US"/>
+        </w:rPr>
+        <w:t xml:space="preserve">Decoupling capacitors </w:t>
+      </w:r>
+      <w:r>
+        <w:rPr>
+          <w:b/>
+          <w:bCs/>
+          <w:lang w:val="en-US"/>
+        </w:rPr>
+        <w:t>C1 (10 µF)</w:t>
+      </w:r>
+      <w:r>
+        <w:rPr>
+          <w:lang w:val="en-US"/>
+        </w:rPr>
+        <w:t xml:space="preserve"> and </w:t>
+      </w:r>
+      <w:r>
+        <w:rPr>
+          <w:b/>
+          <w:bCs/>
+          <w:lang w:val="en-US"/>
+        </w:rPr>
+        <w:t xml:space="preserve">C2–C5 (100 </w:t>
+      </w:r>
+      <w:proofErr w:type="spellStart"/>
+      <w:r>
+        <w:rPr>
+          <w:b/>
+          <w:bCs/>
+          <w:lang w:val="en-US"/>
+        </w:rPr>
+        <w:t>nF</w:t>
+      </w:r>
+      <w:proofErr w:type="spellEnd"/>
+      <w:r>
+        <w:rPr>
+          <w:b/>
+          <w:bCs/>
+          <w:lang w:val="en-US"/>
+        </w:rPr>
+        <w:t>)</w:t>
+      </w:r>
+      <w:r>
+        <w:rPr>
+          <w:lang w:val="en-US"/>
+        </w:rPr>
+        <w:t xml:space="preserve"> around the 3.3 V regulator </w:t>
+      </w:r>
+      <w:r>
+        <w:rPr>
+          <w:b/>
+          <w:bCs/>
+          <w:lang w:val="en-US"/>
+        </w:rPr>
+        <w:t>U4 – LD1117V33</w:t>
+      </w:r>
+      <w:r>
+        <w:rPr>
+          <w:lang w:val="en-US"/>
+        </w:rPr>
+        <w:t xml:space="preserve"> filter supply noise for sensor electronics and digital ICs.</w:t>
+      </w:r>
+      <w:r>
+        <w:rPr>
+          <w:lang w:val="en-US"/>
+        </w:rPr>
+        <w:t xml:space="preserve"> </w:t>
+      </w:r>
+      <w:r>
+        <w:rPr>
+          <w:lang w:val="en-US"/>
+        </w:rPr>
+        <w:br/>
+        <w:t>This ensures that sensor outputs are stable, reliable and compatible with the microcontroller and ADC interfaces.</w:t>
+      </w:r>
+    </w:p>
+    <w:p>
+      <w:pPr>
+        <w:rPr>
+          <w:b/>
+          <w:bCs/>
+          <w:lang w:val="en-US"/>
+        </w:rPr>
+      </w:pPr>
+      <w:r>
+        <w:rPr>
+          <w:b/>
+          <w:bCs/>
+          <w:lang w:val="en-US"/>
+        </w:rPr>
+        <w:t>I²C Multiplexing and ADC Conversion</w:t>
+      </w:r>
+    </w:p>
+    <w:p>
+      <w:pPr>
+        <w:rPr>
+          <w:lang w:val="en-US"/>
+        </w:rPr>
+      </w:pPr>
+      <w:r>
+        <w:rPr>
+          <w:lang w:val="en-US"/>
+        </w:rPr>
+        <w:t xml:space="preserve">The board integrates </w:t>
+      </w:r>
+      <w:proofErr w:type="gramStart"/>
+      <w:r>
+        <w:rPr>
+          <w:lang w:val="en-US"/>
+        </w:rPr>
+        <w:t>an</w:t>
+      </w:r>
+      <w:proofErr w:type="gramEnd"/>
+      <w:r>
+        <w:rPr>
+          <w:lang w:val="en-US"/>
+        </w:rPr>
+        <w:t xml:space="preserve"> I²C multiplexer </w:t>
+      </w:r>
+      <w:r>
+        <w:rPr>
+          <w:b/>
+          <w:bCs/>
+          <w:lang w:val="en-US"/>
+        </w:rPr>
+        <w:t>U2 – TCA9548A</w:t>
+      </w:r>
+      <w:r>
+        <w:rPr>
+          <w:lang w:val="en-US"/>
+        </w:rPr>
+        <w:t xml:space="preserve"> to support multiple groups of I²C sensors without address conflicts.</w:t>
+      </w:r>
+      <w:r>
+        <w:rPr>
+          <w:lang w:val="en-US"/>
+        </w:rPr>
+        <w:t xml:space="preserve"> </w:t>
+      </w:r>
+      <w:r>
+        <w:rPr>
+          <w:lang w:val="en-US"/>
+        </w:rPr>
+        <w:br/>
+        <w:t>The main I²C bus (</w:t>
+      </w:r>
+      <w:r>
+        <w:rPr>
+          <w:b/>
+          <w:bCs/>
+          <w:lang w:val="en-US"/>
+        </w:rPr>
+        <w:t>SDAMAIN, SCLMAIN</w:t>
+      </w:r>
+      <w:r>
+        <w:rPr>
+          <w:lang w:val="en-US"/>
+        </w:rPr>
+        <w:t xml:space="preserve">) from the controller, pulled up to </w:t>
+      </w:r>
+      <w:r>
+        <w:rPr>
+          <w:b/>
+          <w:bCs/>
+          <w:lang w:val="en-US"/>
+        </w:rPr>
+        <w:t>VCC3V3</w:t>
+      </w:r>
+      <w:r>
+        <w:rPr>
+          <w:lang w:val="en-US"/>
+        </w:rPr>
+        <w:t xml:space="preserve"> via </w:t>
+      </w:r>
+      <w:r>
+        <w:rPr>
+          <w:b/>
+          <w:bCs/>
+          <w:lang w:val="en-US"/>
+        </w:rPr>
+        <w:t>R2</w:t>
+      </w:r>
+      <w:r>
+        <w:rPr>
+          <w:lang w:val="en-US"/>
+        </w:rPr>
+        <w:t xml:space="preserve"> and </w:t>
+      </w:r>
+      <w:r>
+        <w:rPr>
+          <w:b/>
+          <w:bCs/>
+          <w:lang w:val="en-US"/>
+        </w:rPr>
+        <w:t>R6 (10 k</w:t>
+      </w:r>
+      <w:r>
+        <w:rPr>
+          <w:b/>
+          <w:bCs/>
+        </w:rPr>
+        <w:t>Ω</w:t>
+      </w:r>
+      <w:r>
+        <w:rPr>
+          <w:b/>
+          <w:bCs/>
+          <w:lang w:val="en-US"/>
+        </w:rPr>
+        <w:t>)</w:t>
+      </w:r>
+      <w:r>
+        <w:rPr>
+          <w:lang w:val="en-US"/>
+        </w:rPr>
+        <w:t>, enters U2 and is internally routed to up to eight downstream channels (</w:t>
+      </w:r>
+      <w:r>
+        <w:rPr>
+          <w:b/>
+          <w:bCs/>
+          <w:lang w:val="en-US"/>
+        </w:rPr>
+        <w:t>SC0/SD0 … SC7/SD7</w:t>
+      </w:r>
+      <w:r>
+        <w:rPr>
+          <w:lang w:val="en-US"/>
+        </w:rPr>
+        <w:t xml:space="preserve">, labeled </w:t>
+      </w:r>
+      <w:r>
+        <w:rPr>
+          <w:b/>
+          <w:bCs/>
+          <w:lang w:val="en-US"/>
+        </w:rPr>
+        <w:t>I2CCH0–I2CCH7</w:t>
+      </w:r>
+      <w:r>
+        <w:rPr>
+          <w:lang w:val="en-US"/>
+        </w:rPr>
+        <w:t>).</w:t>
+      </w:r>
+      <w:r>
+        <w:rPr>
+          <w:lang w:val="en-US"/>
+        </w:rPr>
+        <w:t xml:space="preserve"> </w:t>
+      </w:r>
+    </w:p>
+    <w:p>
+      <w:pPr>
+        <w:rPr>
+          <w:lang w:val="en-US"/>
+        </w:rPr>
+      </w:pPr>
+      <w:r>
+        <w:rPr>
+          <w:lang w:val="en-US"/>
+        </w:rPr>
+        <w:t xml:space="preserve">Address pins </w:t>
+      </w:r>
+      <w:r>
+        <w:rPr>
+          <w:b/>
+          <w:bCs/>
+          <w:lang w:val="en-US"/>
+        </w:rPr>
+        <w:t>A0, A1, A2</w:t>
+      </w:r>
+      <w:r>
+        <w:rPr>
+          <w:lang w:val="en-US"/>
+        </w:rPr>
+        <w:t xml:space="preserve"> are tied to </w:t>
+      </w:r>
+      <w:r>
+        <w:rPr>
+          <w:b/>
+          <w:bCs/>
+          <w:lang w:val="en-US"/>
+        </w:rPr>
+        <w:t>GND</w:t>
+      </w:r>
+      <w:r>
+        <w:rPr>
+          <w:lang w:val="en-US"/>
+        </w:rPr>
+        <w:t>, fixing the TCA9548A I²C address and simplifying software configuration.</w:t>
+      </w:r>
+      <w:r>
+        <w:rPr>
+          <w:lang w:val="en-US"/>
+        </w:rPr>
+        <w:t xml:space="preserve"> </w:t>
+      </w:r>
+      <w:r>
+        <w:rPr>
+          <w:lang w:val="en-US"/>
+        </w:rPr>
+        <w:br/>
+        <w:t>Each channel can host one or more I²C sensors, enabling multiple identical devices to coexist on separate sub</w:t>
+      </w:r>
+      <w:r>
+        <w:rPr>
+          <w:lang w:val="en-US"/>
+        </w:rPr>
+        <w:noBreakHyphen/>
+        <w:t>buses while the main controller sees only one I²C address.</w:t>
+      </w:r>
+    </w:p>
+    <w:p>
+      <w:pPr>
+        <w:rPr>
+          <w:lang w:val="en-US"/>
+        </w:rPr>
+      </w:pPr>
+      <w:r>
+        <w:rPr>
+          <w:lang w:val="en-US"/>
+        </w:rPr>
+        <w:t xml:space="preserve">The ADC </w:t>
+      </w:r>
+      <w:r>
+        <w:rPr>
+          <w:b/>
+          <w:bCs/>
+          <w:lang w:val="en-US"/>
+        </w:rPr>
+        <w:t>U3 – ADS1115IDGS</w:t>
+      </w:r>
+      <w:r>
+        <w:rPr>
+          <w:lang w:val="en-US"/>
+        </w:rPr>
+        <w:t xml:space="preserve"> digitizes analog sensor signals on its </w:t>
+      </w:r>
+      <w:r>
+        <w:rPr>
+          <w:b/>
+          <w:bCs/>
+          <w:lang w:val="en-US"/>
+        </w:rPr>
+        <w:t>AIN0–AIN3</w:t>
+      </w:r>
+      <w:r>
+        <w:rPr>
+          <w:lang w:val="en-US"/>
+        </w:rPr>
+        <w:t xml:space="preserve"> inputs and communicates over I²C with the main controller through the same 3.3 V bus.</w:t>
+      </w:r>
+      <w:r>
+        <w:rPr>
+          <w:lang w:val="en-US"/>
+        </w:rPr>
+        <w:t xml:space="preserve"> </w:t>
+      </w:r>
+      <w:r>
+        <w:rPr>
+          <w:lang w:val="en-US"/>
+        </w:rPr>
+        <w:br/>
+        <w:t>This combination of I²C multiplexing and high</w:t>
+      </w:r>
+      <w:r>
+        <w:rPr>
+          <w:lang w:val="en-US"/>
+        </w:rPr>
+        <w:noBreakHyphen/>
+        <w:t>resolution ADC conversion provides flexible and scalable sensor interfacing for the robot.</w:t>
       </w:r>
     </w:p>
     <w:p>
@@ -469,100 +2039,7 @@
         <w:rPr>
           <w:lang w:val="en-US"/>
         </w:rPr>
-        <w:t>Sensor Connectivity</w:t>
-      </w:r>
-    </w:p>
-    <w:p>
-      <w:pPr>
-        <w:rPr>
-          <w:lang w:val="en-US"/>
-        </w:rPr>
-      </w:pPr>
-      <w:r>
-        <w:rPr>
-          <w:lang w:val="en-US"/>
-        </w:rPr>
-        <w:t xml:space="preserve">The </w:t>
-      </w:r>
-      <w:proofErr w:type="spellStart"/>
-      <w:r>
-        <w:rPr>
-          <w:lang w:val="en-US"/>
-        </w:rPr>
-        <w:t>Sensor_IO</w:t>
-      </w:r>
-      <w:proofErr w:type="spellEnd"/>
-      <w:r>
-        <w:rPr>
-          <w:lang w:val="en-US"/>
-        </w:rPr>
-        <w:t xml:space="preserve"> board provides connectors for multiple sensors. Each sensor includes power supply (VCC), Ground (GND) and signal line (analog or digital)</w:t>
-      </w:r>
-    </w:p>
-    <w:p>
-      <w:pPr>
-        <w:rPr>
-          <w:lang w:val="en-US"/>
-        </w:rPr>
-      </w:pPr>
-      <w:r>
-        <w:rPr>
-          <w:lang w:val="en-US"/>
-        </w:rPr>
-        <w:t>This standardized interface simplifies integration and replacement of sensors.</w:t>
-      </w:r>
-    </w:p>
-    <w:p>
-      <w:pPr>
-        <w:pStyle w:val="Ttulo2"/>
-        <w:rPr>
-          <w:lang w:val="en-US"/>
-        </w:rPr>
-      </w:pPr>
-      <w:r>
-        <w:rPr>
-          <w:lang w:val="en-US"/>
-        </w:rPr>
-        <w:t>Signal Conditioning</w:t>
-      </w:r>
-    </w:p>
-    <w:p>
-      <w:pPr>
-        <w:rPr>
-          <w:lang w:val="en-US"/>
-        </w:rPr>
-      </w:pPr>
-      <w:r>
-        <w:rPr>
-          <w:lang w:val="en-US"/>
-        </w:rPr>
-        <w:t xml:space="preserve">Passive components such as resistors and capacitors are used to condition incoming signals. Their roles include pull-up/pull-down resistors to define stable logic levels and filtering capacitors to reduce signal noise. </w:t>
-      </w:r>
-    </w:p>
-    <w:p>
-      <w:pPr>
-        <w:rPr>
-          <w:lang w:val="en-US"/>
-        </w:rPr>
-      </w:pPr>
-      <w:r>
-        <w:rPr>
-          <w:lang w:val="en-US"/>
-        </w:rPr>
-        <w:t>This ensures that sensor outputs are stable, reliable and compatible with microcontroller inputs.</w:t>
-      </w:r>
-    </w:p>
-    <w:p>
-      <w:pPr>
-        <w:pStyle w:val="Ttulo2"/>
-        <w:rPr>
-          <w:lang w:val="en-US"/>
-        </w:rPr>
-      </w:pPr>
-      <w:r>
-        <w:rPr>
-          <w:lang w:val="en-US"/>
-        </w:rPr>
+        <w:lastRenderedPageBreak/>
         <w:t>Signal Routing</w:t>
       </w:r>
     </w:p>
@@ -576,48 +2053,22 @@
         <w:rPr>
           <w:lang w:val="en-US"/>
         </w:rPr>
-        <w:t>Processed sensor signals are routed to the main control unit through labeled connections. This organization improves readability of the schematic and simplifies debugging and signal tracing.</w:t>
-      </w:r>
-    </w:p>
-    <w:p>
-      <w:pPr>
-        <w:pStyle w:val="Ttulo2"/>
-        <w:rPr>
-          <w:lang w:val="en-US"/>
-        </w:rPr>
-      </w:pPr>
-      <w:r>
-        <w:rPr>
-          <w:lang w:val="en-US"/>
-        </w:rPr>
-        <w:t>Protection considerations</w:t>
-      </w:r>
-    </w:p>
-    <w:p>
-      <w:pPr>
-        <w:rPr>
-          <w:lang w:val="en-US"/>
-        </w:rPr>
-      </w:pPr>
-      <w:r>
-        <w:rPr>
-          <w:lang w:val="en-US"/>
-        </w:rPr>
-        <w:t xml:space="preserve">Basic protection elements are included to limit </w:t>
-      </w:r>
-      <w:proofErr w:type="spellStart"/>
-      <w:r>
-        <w:rPr>
-          <w:lang w:val="en-US"/>
-        </w:rPr>
-        <w:t>risjs</w:t>
-      </w:r>
-      <w:proofErr w:type="spellEnd"/>
-      <w:r>
-        <w:rPr>
-          <w:lang w:val="en-US"/>
-        </w:rPr>
-        <w:t xml:space="preserve"> from incorrect connections or electrical disturbances</w:t>
+        <w:t>All conditioned sensor signals and control lines are routed to the main controller through the 24</w:t>
+      </w:r>
+      <w:r>
+        <w:rPr>
+          <w:lang w:val="en-US"/>
+        </w:rPr>
+        <w:noBreakHyphen/>
+        <w:t xml:space="preserve">pin connector </w:t>
+      </w:r>
+      <w:r>
+        <w:rPr>
+          <w:b/>
+          <w:bCs/>
+          <w:lang w:val="en-US"/>
+        </w:rPr>
+        <w:t>J12 – Conn02x12</w:t>
       </w:r>
       <w:r>
         <w:rPr>
@@ -625,121 +2076,6 @@
         </w:rPr>
         <w:t>.</w:t>
       </w:r>
-    </w:p>
-    <w:p>
-      <w:pPr>
-        <w:pStyle w:val="Ttulo1"/>
-        <w:rPr>
-          <w:lang w:val="en-US"/>
-        </w:rPr>
-      </w:pPr>
-      <w:r>
-        <w:rPr>
-          <w:lang w:val="en-US"/>
-        </w:rPr>
-        <w:t>Power and Motion Subsystem</w:t>
-      </w:r>
-    </w:p>
-    <w:p>
-      <w:pPr>
-        <w:pStyle w:val="Ttulo2"/>
-        <w:rPr>
-          <w:lang w:val="en-US"/>
-        </w:rPr>
-      </w:pPr>
-      <w:r>
-        <w:rPr>
-          <w:lang w:val="en-US"/>
-        </w:rPr>
-        <w:t>Motor Driver Architecture</w:t>
-      </w:r>
-    </w:p>
-    <w:p>
-      <w:pPr>
-        <w:rPr>
-          <w:lang w:val="en-US"/>
-        </w:rPr>
-      </w:pPr>
-      <w:r>
-        <w:rPr>
-          <w:lang w:val="en-US"/>
-        </w:rPr>
-        <w:t xml:space="preserve">The motion subsystem is built around dedicated driver circuits </w:t>
-      </w:r>
-      <w:r>
-        <w:rPr>
-          <w:lang w:val="en-US"/>
-        </w:rPr>
-        <w:t>capable of controlling actuators such as DC motors.</w:t>
-      </w:r>
-    </w:p>
-    <w:p>
-      <w:pPr>
-        <w:rPr>
-          <w:lang w:val="en-US"/>
-        </w:rPr>
-      </w:pPr>
-      <w:r>
-        <w:rPr>
-          <w:lang w:val="en-US"/>
-        </w:rPr>
-        <w:lastRenderedPageBreak/>
-        <w:t>These drivers receive low-power control signals and deliver high-current outputs to motors. This allows efficient conversion of electrical signals into mechanical motion.</w:t>
-      </w:r>
-    </w:p>
-    <w:p>
-      <w:pPr>
-        <w:pStyle w:val="Ttulo2"/>
-        <w:rPr>
-          <w:lang w:val="en-US"/>
-        </w:rPr>
-      </w:pPr>
-      <w:r>
-        <w:rPr>
-          <w:lang w:val="en-US"/>
-        </w:rPr>
-        <w:t>Control Interface</w:t>
-      </w:r>
-    </w:p>
-    <w:p>
-      <w:pPr>
-        <w:rPr>
-          <w:lang w:val="en-US"/>
-        </w:rPr>
-      </w:pPr>
-      <w:r>
-        <w:rPr>
-          <w:lang w:val="en-US"/>
-        </w:rPr>
-        <w:t>Control signals such as PWM and digital logic inputs are used to define actuator behavior. These signals determine motor speed via PWM and motor direction via Logic inputs. This enables precise and flexible motion control.</w:t>
-      </w:r>
-    </w:p>
-    <w:p>
-      <w:pPr>
-        <w:pStyle w:val="Ttulo2"/>
-        <w:rPr>
-          <w:lang w:val="en-US"/>
-        </w:rPr>
-      </w:pPr>
-      <w:r>
-        <w:rPr>
-          <w:lang w:val="en-US"/>
-        </w:rPr>
-        <w:t>Output Stage</w:t>
-      </w:r>
-    </w:p>
-    <w:p>
-      <w:pPr>
-        <w:rPr>
-          <w:lang w:val="en-US"/>
-        </w:rPr>
-      </w:pPr>
-      <w:r>
-        <w:rPr>
-          <w:lang w:val="en-US"/>
-        </w:rPr>
-        <w:t>The output stage connects the driver circuits to the motors through dedicated connectors. This stage is designed to handle higher current levels and ensure reliable power delivery to actuators</w:t>
-      </w:r>
       <w:r>
         <w:rPr>
           <w:lang w:val="en-US"/>
@@ -750,146 +2086,76 @@
         <w:rPr>
           <w:lang w:val="en-US"/>
         </w:rPr>
-        <w:t>ensure reliable power delivery to actuators.</w:t>
-      </w:r>
-    </w:p>
-    <w:p>
-      <w:pPr>
-        <w:pStyle w:val="Ttulo2"/>
-        <w:rPr>
-          <w:lang w:val="en-US"/>
-        </w:rPr>
-      </w:pPr>
-      <w:r>
-        <w:rPr>
-          <w:lang w:val="en-US"/>
-        </w:rPr>
-        <w:t>Switching Components</w:t>
-      </w:r>
-    </w:p>
-    <w:p>
-      <w:pPr>
-        <w:rPr>
-          <w:lang w:val="en-US"/>
-        </w:rPr>
-      </w:pPr>
-      <w:r>
-        <w:rPr>
-          <w:lang w:val="en-US"/>
-        </w:rPr>
-        <w:t>Transistors and similar components are used as switching elements within the circuit. Their role is to control power delivery to specific subsystems and enable or disable actuators.</w:t>
-      </w:r>
-    </w:p>
-    <w:p>
-      <w:pPr>
-        <w:pStyle w:val="Ttulo2"/>
-        <w:rPr>
-          <w:lang w:val="en-US"/>
-        </w:rPr>
-      </w:pPr>
-      <w:r>
-        <w:rPr>
-          <w:lang w:val="en-US"/>
-        </w:rPr>
-        <w:t>Local Power Regulation and Filtering</w:t>
-      </w:r>
-    </w:p>
-    <w:p>
-      <w:pPr>
-        <w:rPr>
-          <w:lang w:val="en-US"/>
-        </w:rPr>
-      </w:pPr>
-      <w:r>
-        <w:rPr>
-          <w:lang w:val="en-US"/>
-        </w:rPr>
-        <w:t>Additional capacitors and passive components are included near driver circuits to stabilize voltage and reduce noise generated by switching loads. This is particularly important for motor operation and preventing interference with control electronics.</w:t>
-      </w:r>
-    </w:p>
-    <w:p>
-      <w:pPr>
-        <w:pStyle w:val="Ttulo1"/>
-        <w:rPr>
-          <w:lang w:val="en-US"/>
-        </w:rPr>
-      </w:pPr>
-      <w:r>
-        <w:rPr>
-          <w:lang w:val="en-US"/>
-        </w:rPr>
-        <w:t>System Integration</w:t>
-      </w:r>
-    </w:p>
-    <w:p>
-      <w:pPr>
-        <w:rPr>
-          <w:lang w:val="en-US"/>
-        </w:rPr>
-      </w:pPr>
-      <w:r>
-        <w:rPr>
-          <w:lang w:val="en-US"/>
-        </w:rPr>
-        <w:t>The three schematics work together as follows:</w:t>
-      </w:r>
-    </w:p>
-    <w:p>
-      <w:pPr>
-        <w:pStyle w:val="Prrafodelista"/>
+        <w:br/>
+        <w:t>This connector carries:</w:t>
+      </w:r>
+    </w:p>
+    <w:p>
+      <w:pPr>
         <w:numPr>
           <w:ilvl w:val="0"/>
-          <w:numId w:val="7"/>
+          <w:numId w:val="8"/>
         </w:numPr>
-        <w:rPr>
-          <w:lang w:val="en-US"/>
-        </w:rPr>
-      </w:pPr>
-      <w:r>
-        <w:rPr>
-          <w:lang w:val="en-US"/>
-        </w:rPr>
-        <w:t>The Power and Distribution board supplies regulated power.</w:t>
-      </w:r>
-    </w:p>
-    <w:p>
-      <w:pPr>
-        <w:pStyle w:val="Prrafodelista"/>
+      </w:pPr>
+      <w:r>
+        <w:t xml:space="preserve">Power: </w:t>
+      </w:r>
+      <w:r>
+        <w:rPr>
+          <w:b/>
+          <w:bCs/>
+        </w:rPr>
+        <w:t>VCC5V</w:t>
+      </w:r>
+      <w:r>
+        <w:t xml:space="preserve">, </w:t>
+      </w:r>
+      <w:r>
+        <w:rPr>
+          <w:b/>
+          <w:bCs/>
+        </w:rPr>
+        <w:t>VCC3V3</w:t>
+      </w:r>
+      <w:r>
+        <w:t xml:space="preserve">, </w:t>
+      </w:r>
+      <w:r>
+        <w:rPr>
+          <w:b/>
+          <w:bCs/>
+        </w:rPr>
+        <w:t>GND</w:t>
+      </w:r>
+    </w:p>
+    <w:p>
+      <w:pPr>
         <w:numPr>
           <w:ilvl w:val="0"/>
-          <w:numId w:val="7"/>
+          <w:numId w:val="8"/>
         </w:numPr>
-        <w:rPr>
-          <w:lang w:val="en-US"/>
-        </w:rPr>
-      </w:pPr>
-      <w:r>
-        <w:rPr>
-          <w:lang w:val="en-US"/>
-        </w:rPr>
-        <w:t xml:space="preserve">The </w:t>
-      </w:r>
+      </w:pPr>
       <w:proofErr w:type="spellStart"/>
       <w:r>
-        <w:rPr>
-          <w:lang w:val="en-US"/>
-        </w:rPr>
-        <w:t>Sensor_IO</w:t>
+        <w:t>Communication</w:t>
       </w:r>
       <w:proofErr w:type="spellEnd"/>
       <w:r>
-        <w:rPr>
-          <w:lang w:val="en-US"/>
-        </w:rPr>
-        <w:t xml:space="preserve"> board collects environmental data.</w:t>
-      </w:r>
-    </w:p>
-    <w:p>
-      <w:pPr>
-        <w:pStyle w:val="Prrafodelista"/>
+        <w:t xml:space="preserve">: </w:t>
+      </w:r>
+      <w:r>
+        <w:rPr>
+          <w:b/>
+          <w:bCs/>
+        </w:rPr>
+        <w:t>SDAMAIN, SCLMAIN, I2CSDA, I2CSCL</w:t>
+      </w:r>
+    </w:p>
+    <w:p>
+      <w:pPr>
         <w:numPr>
           <w:ilvl w:val="0"/>
-          <w:numId w:val="7"/>
+          <w:numId w:val="8"/>
         </w:numPr>
         <w:rPr>
           <w:lang w:val="en-US"/>
@@ -899,28 +2165,1659 @@
         <w:rPr>
           <w:lang w:val="en-US"/>
         </w:rPr>
-        <w:t>The Power and Motion Board executes physical action</w:t>
-      </w:r>
-      <w:r>
-        <w:rPr>
-          <w:lang w:val="en-US"/>
-        </w:rPr>
-        <w:t>s.</w:t>
-      </w:r>
-    </w:p>
-    <w:p>
-      <w:pPr>
-        <w:rPr>
-          <w:lang w:val="en-US"/>
-        </w:rPr>
-      </w:pPr>
-    </w:p>
-    <w:p>
-      <w:pPr>
-        <w:rPr>
-          <w:lang w:val="en-US"/>
-        </w:rPr>
-      </w:pPr>
+        <w:t xml:space="preserve">Sensor/control signals: </w:t>
+      </w:r>
+      <w:r>
+        <w:rPr>
+          <w:b/>
+          <w:bCs/>
+          <w:lang w:val="en-US"/>
+        </w:rPr>
+        <w:t>TRIGOUT, ECHOIN3V3, SWITCHIN, SENSSIGLIBRE1, SENSSIGLIBRE2</w:t>
+      </w:r>
+    </w:p>
+    <w:p>
+      <w:pPr>
+        <w:numPr>
+          <w:ilvl w:val="0"/>
+          <w:numId w:val="8"/>
+        </w:numPr>
+      </w:pPr>
+      <w:proofErr w:type="spellStart"/>
+      <w:r>
+        <w:t>Motion</w:t>
+      </w:r>
+      <w:r>
+        <w:noBreakHyphen/>
+        <w:t>related</w:t>
+      </w:r>
+      <w:proofErr w:type="spellEnd"/>
+      <w:r>
+        <w:t xml:space="preserve"> </w:t>
+      </w:r>
+      <w:proofErr w:type="spellStart"/>
+      <w:r>
+        <w:t>signals</w:t>
+      </w:r>
+      <w:proofErr w:type="spellEnd"/>
+      <w:r>
+        <w:t xml:space="preserve">: </w:t>
+      </w:r>
+      <w:r>
+        <w:rPr>
+          <w:b/>
+          <w:bCs/>
+        </w:rPr>
+        <w:t>M1PWM, M1DIR1, M1DIR2, M2PWM, M2DIR1, M2DIR2, M1ENCA, M1ENCB, M2ENCA, M2ENCB</w:t>
+      </w:r>
+      <w:r>
+        <w:t xml:space="preserve"> </w:t>
+      </w:r>
+    </w:p>
+    <w:p>
+      <w:pPr>
+        <w:rPr>
+          <w:lang w:val="en-US"/>
+        </w:rPr>
+      </w:pPr>
+      <w:r>
+        <w:rPr>
+          <w:lang w:val="en-US"/>
+        </w:rPr>
+        <w:t>This organization improves schematic readability and simplifies debugging and signal tracing, because each net is clearly labeled and grouped by function.</w:t>
+      </w:r>
+    </w:p>
+    <w:p>
+      <w:pPr>
+        <w:pStyle w:val="Ttulo2"/>
+        <w:rPr>
+          <w:lang w:val="en-US"/>
+        </w:rPr>
+      </w:pPr>
+      <w:r>
+        <w:rPr>
+          <w:lang w:val="en-US"/>
+        </w:rPr>
+        <w:t>Protection considerations</w:t>
+      </w:r>
+    </w:p>
+    <w:p>
+      <w:pPr>
+        <w:rPr>
+          <w:lang w:val="en-US"/>
+        </w:rPr>
+      </w:pPr>
+      <w:r>
+        <w:rPr>
+          <w:lang w:val="en-US"/>
+        </w:rPr>
+        <w:t xml:space="preserve">Basic protection is provided at the connector and signal level: </w:t>
+      </w:r>
+      <w:proofErr w:type="gramStart"/>
+      <w:r>
+        <w:rPr>
+          <w:lang w:val="en-US"/>
+        </w:rPr>
+        <w:t>pull</w:t>
+      </w:r>
+      <w:r>
+        <w:rPr>
+          <w:lang w:val="en-US"/>
+        </w:rPr>
+        <w:noBreakHyphen/>
+        <w:t>ups</w:t>
+      </w:r>
+      <w:proofErr w:type="gramEnd"/>
+      <w:r>
+        <w:rPr>
+          <w:lang w:val="en-US"/>
+        </w:rPr>
+        <w:t xml:space="preserve"> and series resistors limit current into sensitive IC pins in case of wiring mistakes, and the global fuse </w:t>
+      </w:r>
+      <w:r>
+        <w:rPr>
+          <w:b/>
+          <w:bCs/>
+          <w:lang w:val="en-US"/>
+        </w:rPr>
+        <w:t>F1</w:t>
+      </w:r>
+      <w:r>
+        <w:rPr>
+          <w:lang w:val="en-US"/>
+        </w:rPr>
+        <w:t xml:space="preserve"> on the </w:t>
+      </w:r>
+      <w:proofErr w:type="spellStart"/>
+      <w:r>
+        <w:rPr>
+          <w:lang w:val="en-US"/>
+        </w:rPr>
+        <w:t>Power_and_Distribution</w:t>
+      </w:r>
+      <w:proofErr w:type="spellEnd"/>
+      <w:r>
+        <w:rPr>
+          <w:lang w:val="en-US"/>
+        </w:rPr>
+        <w:t xml:space="preserve"> board protects against severe faults.</w:t>
+      </w:r>
+      <w:r>
+        <w:rPr>
+          <w:lang w:val="en-US"/>
+        </w:rPr>
+        <w:t xml:space="preserve"> </w:t>
+      </w:r>
+      <w:r>
+        <w:rPr>
+          <w:lang w:val="en-US"/>
+        </w:rPr>
+        <w:br/>
+        <w:t>Additional improvements, such as adding TVS diodes on external sensor connectors or series resistors on particularly exposed lines, can be considered for future revisions.</w:t>
+      </w:r>
+      <w:r>
+        <w:rPr>
+          <w:lang w:val="en-US"/>
+        </w:rPr>
+        <w:t xml:space="preserve"> </w:t>
+      </w:r>
+    </w:p>
+    <w:p>
+      <w:pPr>
+        <w:pStyle w:val="Ttulo1"/>
+        <w:rPr>
+          <w:lang w:val="en-US"/>
+        </w:rPr>
+      </w:pPr>
+      <w:r>
+        <w:rPr>
+          <w:lang w:val="en-US"/>
+        </w:rPr>
+        <w:t>Power and Motion Subsystem</w:t>
+      </w:r>
+    </w:p>
+    <w:p>
+      <w:pPr>
+        <w:pStyle w:val="Ttulo2"/>
+        <w:rPr>
+          <w:lang w:val="en-US"/>
+        </w:rPr>
+      </w:pPr>
+      <w:r>
+        <w:rPr>
+          <w:lang w:val="en-US"/>
+        </w:rPr>
+        <w:t>Motor Driver Architecture</w:t>
+      </w:r>
+    </w:p>
+    <w:p>
+      <w:pPr>
+        <w:rPr>
+          <w:lang w:val="en-US"/>
+        </w:rPr>
+      </w:pPr>
+      <w:r>
+        <w:rPr>
+          <w:lang w:val="en-US"/>
+        </w:rPr>
+        <w:t>The motion subsystem is built around two dual H</w:t>
+      </w:r>
+      <w:r>
+        <w:rPr>
+          <w:lang w:val="en-US"/>
+        </w:rPr>
+        <w:noBreakHyphen/>
+        <w:t xml:space="preserve">bridge driver ICs </w:t>
+      </w:r>
+      <w:r>
+        <w:rPr>
+          <w:b/>
+          <w:bCs/>
+          <w:lang w:val="en-US"/>
+        </w:rPr>
+        <w:t>U1</w:t>
+      </w:r>
+      <w:r>
+        <w:rPr>
+          <w:lang w:val="en-US"/>
+        </w:rPr>
+        <w:t xml:space="preserve"> and </w:t>
+      </w:r>
+      <w:r>
+        <w:rPr>
+          <w:b/>
+          <w:bCs/>
+          <w:lang w:val="en-US"/>
+        </w:rPr>
+        <w:t>U2 – TB6612FNG</w:t>
+      </w:r>
+      <w:r>
+        <w:rPr>
+          <w:lang w:val="en-US"/>
+        </w:rPr>
+        <w:t>, each capable of driving one DC motor with bidirectional control and PWM speed regulation.</w:t>
+      </w:r>
+      <w:r>
+        <w:rPr>
+          <w:lang w:val="en-US"/>
+        </w:rPr>
+        <w:t xml:space="preserve"> </w:t>
+      </w:r>
+      <w:r>
+        <w:rPr>
+          <w:lang w:val="en-US"/>
+        </w:rPr>
+        <w:br/>
+        <w:t xml:space="preserve">The logic supply </w:t>
+      </w:r>
+      <w:r>
+        <w:rPr>
+          <w:b/>
+          <w:bCs/>
+          <w:lang w:val="en-US"/>
+        </w:rPr>
+        <w:t>VCC (5 V)</w:t>
+      </w:r>
+      <w:r>
+        <w:rPr>
+          <w:lang w:val="en-US"/>
+        </w:rPr>
+        <w:t xml:space="preserve"> and motor supply </w:t>
+      </w:r>
+      <w:r>
+        <w:rPr>
+          <w:b/>
+          <w:bCs/>
+          <w:lang w:val="en-US"/>
+        </w:rPr>
+        <w:t>VM1–VM3</w:t>
+      </w:r>
+      <w:r>
+        <w:rPr>
+          <w:lang w:val="en-US"/>
+        </w:rPr>
+        <w:t xml:space="preserve"> are provided via the </w:t>
+      </w:r>
+      <w:proofErr w:type="spellStart"/>
+      <w:r>
+        <w:rPr>
+          <w:lang w:val="en-US"/>
+        </w:rPr>
+        <w:t>Power_and_Distribution</w:t>
+      </w:r>
+      <w:proofErr w:type="spellEnd"/>
+      <w:r>
+        <w:rPr>
+          <w:lang w:val="en-US"/>
+        </w:rPr>
+        <w:t xml:space="preserve"> board, while outputs </w:t>
+      </w:r>
+      <w:r>
+        <w:rPr>
+          <w:b/>
+          <w:bCs/>
+          <w:lang w:val="en-US"/>
+        </w:rPr>
+        <w:t>M1OUT1/M1OUT2</w:t>
+      </w:r>
+      <w:r>
+        <w:rPr>
+          <w:lang w:val="en-US"/>
+        </w:rPr>
+        <w:t xml:space="preserve"> (for U1) and </w:t>
+      </w:r>
+      <w:r>
+        <w:rPr>
+          <w:b/>
+          <w:bCs/>
+          <w:lang w:val="en-US"/>
+        </w:rPr>
+        <w:t>M2OUT1/M2OUT2</w:t>
+      </w:r>
+      <w:r>
+        <w:rPr>
+          <w:lang w:val="en-US"/>
+        </w:rPr>
+        <w:t xml:space="preserve"> (for U2) connect directly to the motor terminals.</w:t>
+      </w:r>
+    </w:p>
+    <w:p>
+      <w:pPr>
+        <w:rPr>
+          <w:lang w:val="en-US"/>
+        </w:rPr>
+      </w:pPr>
+      <w:r>
+        <w:rPr>
+          <w:lang w:val="en-US"/>
+        </w:rPr>
+        <w:t xml:space="preserve">Separating logic and motor supply pins, and using dedicated power grounds </w:t>
+      </w:r>
+      <w:r>
+        <w:rPr>
+          <w:b/>
+          <w:bCs/>
+          <w:lang w:val="en-US"/>
+        </w:rPr>
+        <w:t>PGND1, PGND2</w:t>
+      </w:r>
+      <w:r>
+        <w:rPr>
+          <w:lang w:val="en-US"/>
+        </w:rPr>
+        <w:t>, reduces noise coupling from high currents into control electronics.</w:t>
+      </w:r>
+      <w:r>
+        <w:rPr>
+          <w:lang w:val="en-US"/>
+        </w:rPr>
+        <w:t xml:space="preserve"> </w:t>
+      </w:r>
+      <w:r>
+        <w:rPr>
+          <w:lang w:val="en-US"/>
+        </w:rPr>
+        <w:br/>
+        <w:t xml:space="preserve">The </w:t>
+      </w:r>
+      <w:r>
+        <w:rPr>
+          <w:b/>
+          <w:bCs/>
+          <w:lang w:val="en-US"/>
+        </w:rPr>
+        <w:t>STBY</w:t>
+      </w:r>
+      <w:r>
+        <w:rPr>
+          <w:lang w:val="en-US"/>
+        </w:rPr>
+        <w:t xml:space="preserve"> pin allows enabling or disabling each driver, providing a low</w:t>
+      </w:r>
+      <w:r>
+        <w:rPr>
+          <w:lang w:val="en-US"/>
+        </w:rPr>
+        <w:noBreakHyphen/>
+        <w:t>power standby mode and an additional safety lever in software.</w:t>
+      </w:r>
+      <w:r>
+        <w:rPr>
+          <w:lang w:val="en-US"/>
+        </w:rPr>
+        <w:t xml:space="preserve"> </w:t>
+      </w:r>
+    </w:p>
+    <w:p>
+      <w:pPr>
+        <w:pStyle w:val="Ttulo2"/>
+        <w:rPr>
+          <w:lang w:val="en-US"/>
+        </w:rPr>
+      </w:pPr>
+      <w:r>
+        <w:rPr>
+          <w:lang w:val="en-US"/>
+        </w:rPr>
+        <w:lastRenderedPageBreak/>
+        <w:t>Control Interface</w:t>
+      </w:r>
+    </w:p>
+    <w:p>
+      <w:pPr>
+        <w:rPr>
+          <w:lang w:val="en-US"/>
+        </w:rPr>
+      </w:pPr>
+      <w:r>
+        <w:rPr>
+          <w:lang w:val="en-US"/>
+        </w:rPr>
+        <w:t xml:space="preserve">Control signals from the main controller are received via </w:t>
+      </w:r>
+      <w:r>
+        <w:rPr>
+          <w:b/>
+          <w:bCs/>
+          <w:lang w:val="en-US"/>
+        </w:rPr>
+        <w:t>J3 – Conn01x10</w:t>
+      </w:r>
+      <w:r>
+        <w:rPr>
+          <w:lang w:val="en-US"/>
+        </w:rPr>
+        <w:t xml:space="preserve">, which provides </w:t>
+      </w:r>
+      <w:r>
+        <w:rPr>
+          <w:b/>
+          <w:bCs/>
+          <w:lang w:val="en-US"/>
+        </w:rPr>
+        <w:t>5V</w:t>
+      </w:r>
+      <w:r>
+        <w:rPr>
+          <w:lang w:val="en-US"/>
+        </w:rPr>
+        <w:t xml:space="preserve">, </w:t>
+      </w:r>
+      <w:r>
+        <w:rPr>
+          <w:b/>
+          <w:bCs/>
+          <w:lang w:val="en-US"/>
+        </w:rPr>
+        <w:t>GND</w:t>
+      </w:r>
+      <w:r>
+        <w:rPr>
+          <w:lang w:val="en-US"/>
+        </w:rPr>
+        <w:t xml:space="preserve">, </w:t>
+      </w:r>
+      <w:r>
+        <w:rPr>
+          <w:b/>
+          <w:bCs/>
+          <w:lang w:val="en-US"/>
+        </w:rPr>
+        <w:t>M1PWM, M1DIR1, M1DIR2, M2PWM, M2DIR1, M2DIR2</w:t>
+      </w:r>
+      <w:r>
+        <w:rPr>
+          <w:lang w:val="en-US"/>
+        </w:rPr>
+        <w:t xml:space="preserve">, and </w:t>
+      </w:r>
+      <w:r>
+        <w:rPr>
+          <w:b/>
+          <w:bCs/>
+          <w:lang w:val="en-US"/>
+        </w:rPr>
+        <w:t>I2CSDA/I2CSCL</w:t>
+      </w:r>
+      <w:r>
+        <w:rPr>
+          <w:lang w:val="en-US"/>
+        </w:rPr>
+        <w:t xml:space="preserve"> for the current sensor.</w:t>
+      </w:r>
+      <w:r>
+        <w:rPr>
+          <w:lang w:val="en-US"/>
+        </w:rPr>
+        <w:t xml:space="preserve"> </w:t>
+      </w:r>
+      <w:r>
+        <w:rPr>
+          <w:lang w:val="en-US"/>
+        </w:rPr>
+        <w:br/>
+        <w:t>Inside each TB6612FNG, the direction inputs (</w:t>
+      </w:r>
+      <w:r>
+        <w:rPr>
+          <w:b/>
+          <w:bCs/>
+          <w:lang w:val="en-US"/>
+        </w:rPr>
+        <w:t>AIN1, AIN2, BIN1, BIN2</w:t>
+      </w:r>
+      <w:r>
+        <w:rPr>
+          <w:lang w:val="en-US"/>
+        </w:rPr>
+        <w:t xml:space="preserve">) are driven by the DIR signals, while </w:t>
+      </w:r>
+      <w:r>
+        <w:rPr>
+          <w:b/>
+          <w:bCs/>
+          <w:lang w:val="en-US"/>
+        </w:rPr>
+        <w:t>PWMA/PWMB</w:t>
+      </w:r>
+      <w:r>
+        <w:rPr>
+          <w:lang w:val="en-US"/>
+        </w:rPr>
+        <w:t xml:space="preserve"> receive the PWM signals (</w:t>
+      </w:r>
+      <w:r>
+        <w:rPr>
+          <w:b/>
+          <w:bCs/>
+          <w:lang w:val="en-US"/>
+        </w:rPr>
+        <w:t>M1PWM, M2PWM</w:t>
+      </w:r>
+      <w:r>
+        <w:rPr>
+          <w:lang w:val="en-US"/>
+        </w:rPr>
+        <w:t>) to set motor speed</w:t>
+      </w:r>
+      <w:r>
+        <w:rPr>
+          <w:lang w:val="en-US"/>
+        </w:rPr>
+        <w:t>.</w:t>
+      </w:r>
+      <w:r>
+        <w:rPr>
+          <w:lang w:val="en-US"/>
+        </w:rPr>
+        <w:t xml:space="preserve"> </w:t>
+      </w:r>
+    </w:p>
+    <w:p>
+      <w:pPr>
+        <w:rPr>
+          <w:lang w:val="en-US"/>
+        </w:rPr>
+      </w:pPr>
+      <w:r>
+        <w:rPr>
+          <w:lang w:val="en-US"/>
+        </w:rPr>
+        <w:t>This mapping allows the controller to define motor behavior through simple logic and PWM:</w:t>
+      </w:r>
+    </w:p>
+    <w:p>
+      <w:pPr>
+        <w:numPr>
+          <w:ilvl w:val="0"/>
+          <w:numId w:val="9"/>
+        </w:numPr>
+        <w:rPr>
+          <w:lang w:val="en-US"/>
+        </w:rPr>
+      </w:pPr>
+      <w:r>
+        <w:rPr>
+          <w:lang w:val="en-US"/>
+        </w:rPr>
+        <w:t>Logic combinations on DIR pins define forward, reverse, brake and coast modes.</w:t>
+      </w:r>
+    </w:p>
+    <w:p>
+      <w:pPr>
+        <w:numPr>
+          <w:ilvl w:val="0"/>
+          <w:numId w:val="9"/>
+        </w:numPr>
+        <w:rPr>
+          <w:lang w:val="en-US"/>
+        </w:rPr>
+      </w:pPr>
+      <w:r>
+        <w:rPr>
+          <w:lang w:val="en-US"/>
+        </w:rPr>
+        <w:t>PWM duty cycle on PWM pins sets the effective motor voltage and therefore speed.</w:t>
+      </w:r>
+    </w:p>
+    <w:p>
+      <w:pPr>
+        <w:pStyle w:val="Ttulo2"/>
+        <w:rPr>
+          <w:lang w:val="en-US"/>
+        </w:rPr>
+      </w:pPr>
+      <w:r>
+        <w:rPr>
+          <w:lang w:val="en-US"/>
+        </w:rPr>
+        <w:t>Output Stage</w:t>
+      </w:r>
+    </w:p>
+    <w:p>
+      <w:pPr>
+        <w:rPr>
+          <w:lang w:val="en-US"/>
+        </w:rPr>
+      </w:pPr>
+      <w:r>
+        <w:rPr>
+          <w:lang w:val="en-US"/>
+        </w:rPr>
+        <w:t>The output stage consists of the TB6612FNG H</w:t>
+      </w:r>
+      <w:r>
+        <w:rPr>
+          <w:lang w:val="en-US"/>
+        </w:rPr>
+        <w:noBreakHyphen/>
+        <w:t xml:space="preserve">bridge transistors and their connections to the motors via the </w:t>
+      </w:r>
+      <w:r>
+        <w:rPr>
+          <w:b/>
+          <w:bCs/>
+          <w:lang w:val="en-US"/>
+        </w:rPr>
+        <w:t>M1OUT1/M1OUT2</w:t>
+      </w:r>
+      <w:r>
+        <w:rPr>
+          <w:lang w:val="en-US"/>
+        </w:rPr>
+        <w:t xml:space="preserve"> and </w:t>
+      </w:r>
+      <w:r>
+        <w:rPr>
+          <w:b/>
+          <w:bCs/>
+          <w:lang w:val="en-US"/>
+        </w:rPr>
+        <w:t>M2OUT1/M2OUT2</w:t>
+      </w:r>
+      <w:r>
+        <w:rPr>
+          <w:lang w:val="en-US"/>
+        </w:rPr>
+        <w:t xml:space="preserve"> pins.</w:t>
+      </w:r>
+      <w:r>
+        <w:rPr>
+          <w:lang w:val="en-US"/>
+        </w:rPr>
+        <w:t xml:space="preserve"> </w:t>
+      </w:r>
+      <w:r>
+        <w:rPr>
+          <w:lang w:val="en-US"/>
+        </w:rPr>
+        <w:t>These outputs are dimensioned to handle the expected motor current and are tied to dedicated power ground pins to manage return currents efficiently.</w:t>
+      </w:r>
+    </w:p>
+    <w:p>
+      <w:pPr>
+        <w:rPr>
+          <w:lang w:val="en-US"/>
+        </w:rPr>
+      </w:pPr>
+      <w:r>
+        <w:rPr>
+          <w:lang w:val="en-US"/>
+        </w:rPr>
+        <w:t>The high</w:t>
+      </w:r>
+      <w:r>
+        <w:rPr>
+          <w:lang w:val="en-US"/>
+        </w:rPr>
+        <w:noBreakHyphen/>
+        <w:t xml:space="preserve">current path (battery → F1 → </w:t>
+      </w:r>
+      <w:proofErr w:type="spellStart"/>
+      <w:r>
+        <w:rPr>
+          <w:lang w:val="en-US"/>
+        </w:rPr>
+        <w:t>VMx</w:t>
+      </w:r>
+      <w:proofErr w:type="spellEnd"/>
+      <w:r>
+        <w:rPr>
+          <w:lang w:val="en-US"/>
+        </w:rPr>
+        <w:t xml:space="preserve"> → TB6612FNG → motors) is kept physically and electrically separate from sensitive analog and digital signals wherever possible, limiting noise coupling.poweranddistributionboard.pdf+1</w:t>
+      </w:r>
+      <w:r>
+        <w:rPr>
+          <w:lang w:val="en-US"/>
+        </w:rPr>
+        <w:br/>
+        <w:t>Local bulk capacitors on the motor supply help limit voltage dips and transients during switching events.</w:t>
+      </w:r>
+    </w:p>
+    <w:p>
+      <w:pPr>
+        <w:pStyle w:val="Ttulo2"/>
+        <w:rPr>
+          <w:lang w:val="en-US"/>
+        </w:rPr>
+      </w:pPr>
+      <w:r>
+        <w:rPr>
+          <w:lang w:val="en-US"/>
+        </w:rPr>
+        <w:t>Current Sensing and Monitoring (INA219)</w:t>
+      </w:r>
+    </w:p>
+    <w:p>
+      <w:pPr>
+        <w:rPr>
+          <w:lang w:val="en-US"/>
+        </w:rPr>
+      </w:pPr>
+      <w:r>
+        <w:rPr>
+          <w:lang w:val="en-US"/>
+        </w:rPr>
+        <w:t xml:space="preserve">To monitor power consumption of the motion subsystem, the board integrates a current/voltage monitor </w:t>
+      </w:r>
+      <w:r>
+        <w:rPr>
+          <w:b/>
+          <w:bCs/>
+          <w:lang w:val="en-US"/>
+        </w:rPr>
+        <w:t>U3 – INA219AXD</w:t>
+      </w:r>
+      <w:r>
+        <w:rPr>
+          <w:lang w:val="en-US"/>
+        </w:rPr>
+        <w:t>.</w:t>
+      </w:r>
+      <w:r>
+        <w:rPr>
+          <w:lang w:val="en-US"/>
+        </w:rPr>
+        <w:t xml:space="preserve"> </w:t>
+      </w:r>
+      <w:r>
+        <w:rPr>
+          <w:lang w:val="en-US"/>
+        </w:rPr>
+        <w:br/>
+        <w:t>The device measures the voltage across a low</w:t>
+      </w:r>
+      <w:r>
+        <w:rPr>
+          <w:lang w:val="en-US"/>
+        </w:rPr>
+        <w:noBreakHyphen/>
+        <w:t xml:space="preserve">value shunt resistor </w:t>
+      </w:r>
+      <w:r>
+        <w:rPr>
+          <w:b/>
+          <w:bCs/>
+          <w:lang w:val="en-US"/>
+        </w:rPr>
+        <w:t xml:space="preserve">R1 (0.1 </w:t>
+      </w:r>
+      <w:r>
+        <w:rPr>
+          <w:b/>
+          <w:bCs/>
+        </w:rPr>
+        <w:t>Ω</w:t>
+      </w:r>
+      <w:r>
+        <w:rPr>
+          <w:b/>
+          <w:bCs/>
+          <w:lang w:val="en-US"/>
+        </w:rPr>
+        <w:t>)</w:t>
+      </w:r>
+      <w:r>
+        <w:rPr>
+          <w:lang w:val="en-US"/>
+        </w:rPr>
+        <w:t xml:space="preserve"> inserted in series with the motor supply line (</w:t>
+      </w:r>
+      <w:r>
+        <w:rPr>
+          <w:b/>
+          <w:bCs/>
+          <w:lang w:val="en-US"/>
+        </w:rPr>
+        <w:t>IN+ / IN</w:t>
+      </w:r>
+      <w:r>
+        <w:rPr>
+          <w:b/>
+          <w:bCs/>
+          <w:lang w:val="en-US"/>
+        </w:rPr>
+        <w:noBreakHyphen/>
+      </w:r>
+      <w:r>
+        <w:rPr>
+          <w:lang w:val="en-US"/>
+        </w:rPr>
+        <w:t>) and reports current and bus voltage over I²C.</w:t>
+      </w:r>
+      <w:r>
+        <w:rPr>
+          <w:lang w:val="en-US"/>
+        </w:rPr>
+        <w:t xml:space="preserve"> </w:t>
+      </w:r>
+    </w:p>
+    <w:p>
+      <w:pPr>
+        <w:rPr>
+          <w:lang w:val="en-US"/>
+        </w:rPr>
+      </w:pPr>
+      <w:r>
+        <w:rPr>
+          <w:lang w:val="en-US"/>
+        </w:rPr>
+        <w:t xml:space="preserve">The INA219 is connected to the controller via </w:t>
+      </w:r>
+      <w:r>
+        <w:rPr>
+          <w:b/>
+          <w:bCs/>
+          <w:lang w:val="en-US"/>
+        </w:rPr>
+        <w:t>I2CSDA, I2CSCL</w:t>
+      </w:r>
+      <w:r>
+        <w:rPr>
+          <w:lang w:val="en-US"/>
+        </w:rPr>
+        <w:t xml:space="preserve"> coming from </w:t>
+      </w:r>
+      <w:r>
+        <w:rPr>
+          <w:b/>
+          <w:bCs/>
+          <w:lang w:val="en-US"/>
+        </w:rPr>
+        <w:t>J3</w:t>
+      </w:r>
+      <w:r>
+        <w:rPr>
+          <w:lang w:val="en-US"/>
+        </w:rPr>
+        <w:t>, with pull</w:t>
+      </w:r>
+      <w:r>
+        <w:rPr>
+          <w:lang w:val="en-US"/>
+        </w:rPr>
+        <w:noBreakHyphen/>
+        <w:t xml:space="preserve">ups </w:t>
+      </w:r>
+      <w:r>
+        <w:rPr>
+          <w:b/>
+          <w:bCs/>
+          <w:lang w:val="en-US"/>
+        </w:rPr>
+        <w:t>R2, R3 (4.7 k</w:t>
+      </w:r>
+      <w:r>
+        <w:rPr>
+          <w:b/>
+          <w:bCs/>
+        </w:rPr>
+        <w:t>Ω</w:t>
+      </w:r>
+      <w:r>
+        <w:rPr>
+          <w:b/>
+          <w:bCs/>
+          <w:lang w:val="en-US"/>
+        </w:rPr>
+        <w:t>)</w:t>
+      </w:r>
+      <w:r>
+        <w:rPr>
+          <w:lang w:val="en-US"/>
+        </w:rPr>
+        <w:t xml:space="preserve"> to 5 V ensuring proper I²C levels.</w:t>
+      </w:r>
+      <w:r>
+        <w:rPr>
+          <w:lang w:val="en-US"/>
+        </w:rPr>
+        <w:t xml:space="preserve"> </w:t>
+      </w:r>
+      <w:r>
+        <w:rPr>
+          <w:lang w:val="en-US"/>
+        </w:rPr>
+        <w:br/>
+        <w:t xml:space="preserve">Address pins </w:t>
+      </w:r>
+      <w:r>
+        <w:rPr>
+          <w:b/>
+          <w:bCs/>
+          <w:lang w:val="en-US"/>
+        </w:rPr>
+        <w:t>A0, A1</w:t>
+      </w:r>
+      <w:r>
+        <w:rPr>
+          <w:lang w:val="en-US"/>
+        </w:rPr>
+        <w:t xml:space="preserve"> are wired to configure the device’s I²C address, allowing the controller to identify it on the bus and log or react to current measurements.</w:t>
+      </w:r>
+    </w:p>
+    <w:p>
+      <w:pPr>
+        <w:rPr>
+          <w:lang w:val="en-US"/>
+        </w:rPr>
+      </w:pPr>
+      <w:r>
+        <w:rPr>
+          <w:lang w:val="en-US"/>
+        </w:rPr>
+        <w:t>This monitoring can be used for diagnostics (stall detection, energy profiling) and for implementing software</w:t>
+      </w:r>
+      <w:r>
+        <w:rPr>
+          <w:lang w:val="en-US"/>
+        </w:rPr>
+        <w:noBreakHyphen/>
+        <w:t>based safety limits.</w:t>
+      </w:r>
+    </w:p>
+    <w:p>
+      <w:pPr>
+        <w:rPr>
+          <w:b/>
+          <w:bCs/>
+          <w:lang w:val="en-US"/>
+        </w:rPr>
+      </w:pPr>
+      <w:r>
+        <w:rPr>
+          <w:b/>
+          <w:bCs/>
+          <w:lang w:val="en-US"/>
+        </w:rPr>
+        <w:lastRenderedPageBreak/>
+        <w:t>Encoder Inputs and Feedback</w:t>
+      </w:r>
+    </w:p>
+    <w:p>
+      <w:pPr>
+        <w:rPr>
+          <w:lang w:val="en-US"/>
+        </w:rPr>
+      </w:pPr>
+      <w:r>
+        <w:rPr>
+          <w:lang w:val="en-US"/>
+        </w:rPr>
+        <w:t xml:space="preserve">Quadrature encoder signals for the two motors are brought in through connectors </w:t>
+      </w:r>
+      <w:r>
+        <w:rPr>
+          <w:b/>
+          <w:bCs/>
+          <w:lang w:val="en-US"/>
+        </w:rPr>
+        <w:t>J4</w:t>
+      </w:r>
+      <w:r>
+        <w:rPr>
+          <w:lang w:val="en-US"/>
+        </w:rPr>
+        <w:t xml:space="preserve"> and </w:t>
+      </w:r>
+      <w:r>
+        <w:rPr>
+          <w:b/>
+          <w:bCs/>
+          <w:lang w:val="en-US"/>
+        </w:rPr>
+        <w:t>J5 – Conn01x04</w:t>
+      </w:r>
+      <w:r>
+        <w:rPr>
+          <w:lang w:val="en-US"/>
+        </w:rPr>
+        <w:t xml:space="preserve">, which expose </w:t>
+      </w:r>
+      <w:r>
+        <w:rPr>
+          <w:b/>
+          <w:bCs/>
+          <w:lang w:val="en-US"/>
+        </w:rPr>
+        <w:t>M1ENCA/M1ENCB</w:t>
+      </w:r>
+      <w:r>
+        <w:rPr>
+          <w:lang w:val="en-US"/>
+        </w:rPr>
+        <w:t xml:space="preserve"> and </w:t>
+      </w:r>
+      <w:r>
+        <w:rPr>
+          <w:b/>
+          <w:bCs/>
+          <w:lang w:val="en-US"/>
+        </w:rPr>
+        <w:t>M2ENCA/M2ENCB</w:t>
+      </w:r>
+      <w:r>
+        <w:rPr>
+          <w:lang w:val="en-US"/>
+        </w:rPr>
+        <w:t xml:space="preserve"> respectively along with 5 V supply.</w:t>
+      </w:r>
+      <w:r>
+        <w:rPr>
+          <w:lang w:val="en-US"/>
+        </w:rPr>
+        <w:t xml:space="preserve"> </w:t>
+      </w:r>
+      <w:r>
+        <w:rPr>
+          <w:lang w:val="en-US"/>
+        </w:rPr>
+        <w:br/>
+        <w:t>Pull</w:t>
+      </w:r>
+      <w:r>
+        <w:rPr>
+          <w:lang w:val="en-US"/>
+        </w:rPr>
+        <w:noBreakHyphen/>
+        <w:t xml:space="preserve">up resistors </w:t>
+      </w:r>
+      <w:r>
+        <w:rPr>
+          <w:b/>
+          <w:bCs/>
+          <w:lang w:val="en-US"/>
+        </w:rPr>
+        <w:t>R4, R5, R6, R7 (4.7 k</w:t>
+      </w:r>
+      <w:r>
+        <w:rPr>
+          <w:b/>
+          <w:bCs/>
+        </w:rPr>
+        <w:t>Ω</w:t>
+      </w:r>
+      <w:r>
+        <w:rPr>
+          <w:b/>
+          <w:bCs/>
+          <w:lang w:val="en-US"/>
+        </w:rPr>
+        <w:t>)</w:t>
+      </w:r>
+      <w:r>
+        <w:rPr>
+          <w:lang w:val="en-US"/>
+        </w:rPr>
+        <w:t xml:space="preserve"> on these lines ensure clean logic levels for the controller’s interrupt inputs.</w:t>
+      </w:r>
+      <w:r>
+        <w:rPr>
+          <w:lang w:val="en-US"/>
+        </w:rPr>
+        <w:t xml:space="preserve"> </w:t>
+      </w:r>
+    </w:p>
+    <w:p>
+      <w:pPr>
+        <w:rPr>
+          <w:lang w:val="en-US"/>
+        </w:rPr>
+      </w:pPr>
+      <w:r>
+        <w:rPr>
+          <w:lang w:val="en-US"/>
+        </w:rPr>
+        <w:t xml:space="preserve">These encoder signals are forwarded to the main controller via the </w:t>
+      </w:r>
+      <w:proofErr w:type="spellStart"/>
+      <w:r>
+        <w:rPr>
+          <w:lang w:val="en-US"/>
+        </w:rPr>
+        <w:t>Sensor_IO</w:t>
+      </w:r>
+      <w:proofErr w:type="spellEnd"/>
+      <w:r>
+        <w:rPr>
+          <w:lang w:val="en-US"/>
+        </w:rPr>
+        <w:t xml:space="preserve"> connector </w:t>
+      </w:r>
+      <w:r>
+        <w:rPr>
+          <w:b/>
+          <w:bCs/>
+          <w:lang w:val="en-US"/>
+        </w:rPr>
+        <w:t>J12</w:t>
+      </w:r>
+      <w:r>
+        <w:rPr>
+          <w:lang w:val="en-US"/>
+        </w:rPr>
+        <w:t>, enabling closed</w:t>
+      </w:r>
+      <w:r>
+        <w:rPr>
+          <w:lang w:val="en-US"/>
+        </w:rPr>
+        <w:noBreakHyphen/>
+        <w:t>loop speed and position control.</w:t>
+      </w:r>
+      <w:r>
+        <w:rPr>
+          <w:lang w:val="en-US"/>
+        </w:rPr>
+        <w:t xml:space="preserve"> </w:t>
+      </w:r>
+      <w:r>
+        <w:rPr>
+          <w:lang w:val="en-US"/>
+        </w:rPr>
+        <w:br/>
+        <w:t>This structure keeps high</w:t>
+      </w:r>
+      <w:r>
+        <w:rPr>
+          <w:lang w:val="en-US"/>
+        </w:rPr>
+        <w:noBreakHyphen/>
+        <w:t xml:space="preserve">current motor wiring on the </w:t>
+      </w:r>
+      <w:proofErr w:type="spellStart"/>
+      <w:r>
+        <w:rPr>
+          <w:lang w:val="en-US"/>
+        </w:rPr>
+        <w:t>Power_and_Motion</w:t>
+      </w:r>
+      <w:proofErr w:type="spellEnd"/>
+      <w:r>
+        <w:rPr>
+          <w:lang w:val="en-US"/>
+        </w:rPr>
+        <w:t xml:space="preserve"> board while routing only low</w:t>
+      </w:r>
+      <w:r>
+        <w:rPr>
+          <w:lang w:val="en-US"/>
+        </w:rPr>
+        <w:noBreakHyphen/>
+        <w:t>power encoder lines to the logic domain.</w:t>
+      </w:r>
+    </w:p>
+    <w:p>
+      <w:pPr>
+        <w:pStyle w:val="Ttulo2"/>
+        <w:rPr>
+          <w:lang w:val="en-US"/>
+        </w:rPr>
+      </w:pPr>
+      <w:r>
+        <w:rPr>
+          <w:lang w:val="en-US"/>
+        </w:rPr>
+        <w:t>Local Power Regulation and Filtering</w:t>
+      </w:r>
+    </w:p>
+    <w:p>
+      <w:pPr>
+        <w:rPr>
+          <w:lang w:val="en-US"/>
+        </w:rPr>
+      </w:pPr>
+      <w:r>
+        <w:rPr>
+          <w:lang w:val="en-US"/>
+        </w:rPr>
+        <w:t>Several capacitors (</w:t>
+      </w:r>
+      <w:r>
+        <w:rPr>
+          <w:b/>
+          <w:bCs/>
+          <w:lang w:val="en-US"/>
+        </w:rPr>
+        <w:t xml:space="preserve">C1, C2, C6 – 100 </w:t>
+      </w:r>
+      <w:proofErr w:type="spellStart"/>
+      <w:r>
+        <w:rPr>
+          <w:b/>
+          <w:bCs/>
+          <w:lang w:val="en-US"/>
+        </w:rPr>
+        <w:t>nF</w:t>
+      </w:r>
+      <w:proofErr w:type="spellEnd"/>
+      <w:r>
+        <w:rPr>
+          <w:lang w:val="en-US"/>
+        </w:rPr>
+        <w:t xml:space="preserve"> and </w:t>
+      </w:r>
+      <w:r>
+        <w:rPr>
+          <w:b/>
+          <w:bCs/>
+          <w:lang w:val="en-US"/>
+        </w:rPr>
+        <w:t>C5, C7, C8 – 10 µF</w:t>
+      </w:r>
+      <w:r>
+        <w:rPr>
+          <w:lang w:val="en-US"/>
+        </w:rPr>
+        <w:t>) are placed close to the TB6612FNG ICs and the INA219 shunt to locally stabilize both logic and motor supply rails.</w:t>
+      </w:r>
+      <w:r>
+        <w:rPr>
+          <w:lang w:val="en-US"/>
+        </w:rPr>
+        <w:t xml:space="preserve"> </w:t>
+      </w:r>
+      <w:r>
+        <w:rPr>
+          <w:lang w:val="en-US"/>
+        </w:rPr>
+        <w:br/>
+        <w:t>These components reduce switching noise produced by PWM operation, protect against voltage spikes and prevent interference with the I²C current sensor and other digital logic.</w:t>
+      </w:r>
+    </w:p>
+    <w:p>
+      <w:pPr>
+        <w:pStyle w:val="Ttulo1"/>
+        <w:rPr>
+          <w:lang w:val="en-US"/>
+        </w:rPr>
+      </w:pPr>
+      <w:r>
+        <w:rPr>
+          <w:lang w:val="en-US"/>
+        </w:rPr>
+        <w:t>System Integration</w:t>
+      </w:r>
+    </w:p>
+    <w:p>
+      <w:pPr>
+        <w:rPr>
+          <w:lang w:val="en-US"/>
+        </w:rPr>
+      </w:pPr>
+      <w:r>
+        <w:rPr>
+          <w:lang w:val="en-US"/>
+        </w:rPr>
+        <w:t>The three schematics work together as follows</w:t>
+      </w:r>
+      <w:r>
+        <w:rPr>
+          <w:lang w:val="en-US"/>
+        </w:rPr>
+        <w:t>:</w:t>
+      </w:r>
+      <w:r>
+        <w:rPr>
+          <w:lang w:val="en-US"/>
+        </w:rPr>
+        <w:t xml:space="preserve"> </w:t>
+      </w:r>
+    </w:p>
+    <w:p>
+      <w:pPr>
+        <w:numPr>
+          <w:ilvl w:val="0"/>
+          <w:numId w:val="10"/>
+        </w:numPr>
+        <w:rPr>
+          <w:lang w:val="en-US"/>
+        </w:rPr>
+      </w:pPr>
+      <w:r>
+        <w:rPr>
+          <w:lang w:val="en-US"/>
+        </w:rPr>
+        <w:t xml:space="preserve">The </w:t>
+      </w:r>
+      <w:proofErr w:type="spellStart"/>
+      <w:r>
+        <w:rPr>
+          <w:b/>
+          <w:bCs/>
+          <w:lang w:val="en-US"/>
+        </w:rPr>
+        <w:t>Power_and_Distribution</w:t>
+      </w:r>
+      <w:proofErr w:type="spellEnd"/>
+      <w:r>
+        <w:rPr>
+          <w:lang w:val="en-US"/>
+        </w:rPr>
+        <w:t xml:space="preserve"> board receives the battery via </w:t>
+      </w:r>
+      <w:r>
+        <w:rPr>
+          <w:b/>
+          <w:bCs/>
+          <w:lang w:val="en-US"/>
+        </w:rPr>
+        <w:t>J1 (XT60)</w:t>
+      </w:r>
+      <w:r>
+        <w:rPr>
+          <w:lang w:val="en-US"/>
+        </w:rPr>
+        <w:t xml:space="preserve">, protects it with </w:t>
+      </w:r>
+      <w:r>
+        <w:rPr>
+          <w:b/>
+          <w:bCs/>
+          <w:lang w:val="en-US"/>
+        </w:rPr>
+        <w:t>F1 (10 A)</w:t>
+      </w:r>
+      <w:r>
+        <w:rPr>
+          <w:lang w:val="en-US"/>
+        </w:rPr>
+        <w:t xml:space="preserve">, filters it with </w:t>
+      </w:r>
+      <w:r>
+        <w:rPr>
+          <w:b/>
+          <w:bCs/>
+          <w:lang w:val="en-US"/>
+        </w:rPr>
+        <w:t>C1/C2</w:t>
+      </w:r>
+      <w:r>
+        <w:rPr>
+          <w:lang w:val="en-US"/>
+        </w:rPr>
+        <w:t xml:space="preserve"> and distributes </w:t>
+      </w:r>
+      <w:r>
+        <w:rPr>
+          <w:b/>
+          <w:bCs/>
+          <w:lang w:val="en-US"/>
+        </w:rPr>
+        <w:t>V12V</w:t>
+      </w:r>
+      <w:r>
+        <w:rPr>
+          <w:lang w:val="en-US"/>
+        </w:rPr>
+        <w:t xml:space="preserve"> and </w:t>
+      </w:r>
+      <w:r>
+        <w:rPr>
+          <w:b/>
+          <w:bCs/>
+          <w:lang w:val="en-US"/>
+        </w:rPr>
+        <w:t>V5V</w:t>
+      </w:r>
+      <w:r>
+        <w:rPr>
+          <w:lang w:val="en-US"/>
+        </w:rPr>
+        <w:t xml:space="preserve"> through </w:t>
+      </w:r>
+      <w:r>
+        <w:rPr>
+          <w:b/>
+          <w:bCs/>
+          <w:lang w:val="en-US"/>
+        </w:rPr>
+        <w:t>J2–J7</w:t>
+      </w:r>
+      <w:r>
+        <w:rPr>
+          <w:lang w:val="en-US"/>
+        </w:rPr>
+        <w:t xml:space="preserve"> to the rest of the robot.</w:t>
+      </w:r>
+      <w:r>
+        <w:rPr>
+          <w:lang w:val="en-US"/>
+        </w:rPr>
+        <w:t xml:space="preserve"> </w:t>
+      </w:r>
+    </w:p>
+    <w:p>
+      <w:pPr>
+        <w:numPr>
+          <w:ilvl w:val="0"/>
+          <w:numId w:val="10"/>
+        </w:numPr>
+        <w:rPr>
+          <w:lang w:val="en-US"/>
+        </w:rPr>
+      </w:pPr>
+      <w:r>
+        <w:rPr>
+          <w:lang w:val="en-US"/>
+        </w:rPr>
+        <w:t xml:space="preserve">The </w:t>
+      </w:r>
+      <w:proofErr w:type="spellStart"/>
+      <w:r>
+        <w:rPr>
+          <w:b/>
+          <w:bCs/>
+          <w:lang w:val="en-US"/>
+        </w:rPr>
+        <w:t>Sensor_IO</w:t>
+      </w:r>
+      <w:proofErr w:type="spellEnd"/>
+      <w:r>
+        <w:rPr>
+          <w:lang w:val="en-US"/>
+        </w:rPr>
+        <w:t xml:space="preserve"> board uses </w:t>
+      </w:r>
+      <w:r>
+        <w:rPr>
+          <w:b/>
+          <w:bCs/>
+          <w:lang w:val="en-US"/>
+        </w:rPr>
+        <w:t>U4 – LD1117V33</w:t>
+      </w:r>
+      <w:r>
+        <w:rPr>
+          <w:lang w:val="en-US"/>
+        </w:rPr>
+        <w:t xml:space="preserve"> to generate </w:t>
+      </w:r>
+      <w:r>
+        <w:rPr>
+          <w:b/>
+          <w:bCs/>
+          <w:lang w:val="en-US"/>
+        </w:rPr>
+        <w:t>VCC3V3</w:t>
+      </w:r>
+      <w:r>
+        <w:rPr>
+          <w:lang w:val="en-US"/>
+        </w:rPr>
+        <w:t xml:space="preserve">, multiplexes I²C with </w:t>
+      </w:r>
+      <w:r>
+        <w:rPr>
+          <w:b/>
+          <w:bCs/>
+          <w:lang w:val="en-US"/>
+        </w:rPr>
+        <w:t>U2 – TCA9548A</w:t>
+      </w:r>
+      <w:r>
+        <w:rPr>
+          <w:lang w:val="en-US"/>
+        </w:rPr>
+        <w:t xml:space="preserve">, converts analog signals with </w:t>
+      </w:r>
+      <w:r>
+        <w:rPr>
+          <w:b/>
+          <w:bCs/>
+          <w:lang w:val="en-US"/>
+        </w:rPr>
+        <w:t>U3 – ADS1115IDGS</w:t>
+      </w:r>
+      <w:r>
+        <w:rPr>
+          <w:lang w:val="en-US"/>
+        </w:rPr>
+        <w:t xml:space="preserve">, and exposes all sensor and control lines through </w:t>
+      </w:r>
+      <w:r>
+        <w:rPr>
+          <w:b/>
+          <w:bCs/>
+          <w:lang w:val="en-US"/>
+        </w:rPr>
+        <w:t>J12</w:t>
+      </w:r>
+      <w:r>
+        <w:rPr>
+          <w:lang w:val="en-US"/>
+        </w:rPr>
+        <w:t xml:space="preserve"> to the main controller.</w:t>
+      </w:r>
+      <w:r>
+        <w:rPr>
+          <w:lang w:val="en-US"/>
+        </w:rPr>
+        <w:t xml:space="preserve"> </w:t>
+      </w:r>
+    </w:p>
+    <w:p>
+      <w:pPr>
+        <w:numPr>
+          <w:ilvl w:val="0"/>
+          <w:numId w:val="10"/>
+        </w:numPr>
+        <w:rPr>
+          <w:lang w:val="en-US"/>
+        </w:rPr>
+      </w:pPr>
+      <w:r>
+        <w:rPr>
+          <w:lang w:val="en-US"/>
+        </w:rPr>
+        <w:t xml:space="preserve">The </w:t>
+      </w:r>
+      <w:proofErr w:type="spellStart"/>
+      <w:r>
+        <w:rPr>
+          <w:b/>
+          <w:bCs/>
+          <w:lang w:val="en-US"/>
+        </w:rPr>
+        <w:t>Power_and_Motion</w:t>
+      </w:r>
+      <w:proofErr w:type="spellEnd"/>
+      <w:r>
+        <w:rPr>
+          <w:lang w:val="en-US"/>
+        </w:rPr>
+        <w:t xml:space="preserve"> board uses </w:t>
+      </w:r>
+      <w:r>
+        <w:rPr>
+          <w:b/>
+          <w:bCs/>
+          <w:lang w:val="en-US"/>
+        </w:rPr>
+        <w:t>U1/U2 – TB6612FNG</w:t>
+      </w:r>
+      <w:r>
+        <w:rPr>
+          <w:lang w:val="en-US"/>
+        </w:rPr>
+        <w:t xml:space="preserve"> to drive the motors based on </w:t>
+      </w:r>
+      <w:r>
+        <w:rPr>
+          <w:b/>
+          <w:bCs/>
+          <w:lang w:val="en-US"/>
+        </w:rPr>
+        <w:t>PWM/DIR</w:t>
+      </w:r>
+      <w:r>
+        <w:rPr>
+          <w:lang w:val="en-US"/>
+        </w:rPr>
+        <w:t xml:space="preserve"> signals from </w:t>
+      </w:r>
+      <w:r>
+        <w:rPr>
+          <w:b/>
+          <w:bCs/>
+          <w:lang w:val="en-US"/>
+        </w:rPr>
+        <w:t>J3</w:t>
+      </w:r>
+      <w:r>
+        <w:rPr>
+          <w:lang w:val="en-US"/>
+        </w:rPr>
+        <w:t xml:space="preserve">, and </w:t>
+      </w:r>
+      <w:r>
+        <w:rPr>
+          <w:b/>
+          <w:bCs/>
+          <w:lang w:val="en-US"/>
+        </w:rPr>
+        <w:t>U3 – INA219AXD</w:t>
+      </w:r>
+      <w:r>
+        <w:rPr>
+          <w:lang w:val="en-US"/>
+        </w:rPr>
+        <w:t xml:space="preserve"> to monitor current consumption over I²C.</w:t>
+      </w:r>
+      <w:r>
+        <w:rPr>
+          <w:lang w:val="en-US"/>
+        </w:rPr>
+        <w:t xml:space="preserve"> </w:t>
+      </w:r>
+    </w:p>
+    <w:p>
+      <w:pPr>
+        <w:rPr>
+          <w:lang w:val="en-US"/>
+        </w:rPr>
+      </w:pPr>
+      <w:r>
+        <w:rPr>
+          <w:lang w:val="en-US"/>
+        </w:rPr>
+        <w:t xml:space="preserve">This architecture cleanly separates power distribution, sensor interfacing and motion control, making the system easier to debug, upgrade and validate for the </w:t>
+      </w:r>
+      <w:proofErr w:type="spellStart"/>
+      <w:r>
+        <w:rPr>
+          <w:lang w:val="en-US"/>
+        </w:rPr>
+        <w:t>Eurobot</w:t>
+      </w:r>
+      <w:proofErr w:type="spellEnd"/>
+      <w:r>
+        <w:rPr>
+          <w:lang w:val="en-US"/>
+        </w:rPr>
+        <w:t xml:space="preserve"> 2026 competition.</w:t>
+      </w:r>
     </w:p>
     <w:p>
       <w:pPr>
@@ -1356,6 +4253,155 @@
     </w:lvl>
   </w:abstractNum>
   <w:abstractNum w:abstractNumId="4" w15:restartNumberingAfterBreak="0">
+    <w:nsid w:val="47F97099"/>
+    <w:multiLevelType w:val="multilevel"/>
+    <w:tmpl w:val="BE82020A"/>
+    <w:lvl w:ilvl="0">
+      <w:start w:val="1"/>
+      <w:numFmt w:val="bullet"/>
+      <w:lvlText w:val=""/>
+      <w:lvlJc w:val="left"/>
+      <w:pPr>
+        <w:tabs>
+          <w:tab w:val="num" w:pos="720"/>
+        </w:tabs>
+        <w:ind w:left="720" w:hanging="360"/>
+      </w:pPr>
+      <w:rPr>
+        <w:rFonts w:ascii="Symbol" w:hAnsi="Symbol" w:hint="default"/>
+        <w:sz w:val="20"/>
+      </w:rPr>
+    </w:lvl>
+    <w:lvl w:ilvl="1" w:tentative="1">
+      <w:start w:val="1"/>
+      <w:numFmt w:val="bullet"/>
+      <w:lvlText w:val="o"/>
+      <w:lvlJc w:val="left"/>
+      <w:pPr>
+        <w:tabs>
+          <w:tab w:val="num" w:pos="1440"/>
+        </w:tabs>
+        <w:ind w:left="1440" w:hanging="360"/>
+      </w:pPr>
+      <w:rPr>
+        <w:rFonts w:ascii="Courier New" w:hAnsi="Courier New" w:hint="default"/>
+        <w:sz w:val="20"/>
+      </w:rPr>
+    </w:lvl>
+    <w:lvl w:ilvl="2" w:tentative="1">
+      <w:start w:val="1"/>
+      <w:numFmt w:val="bullet"/>
+      <w:lvlText w:val=""/>
+      <w:lvlJc w:val="left"/>
+      <w:pPr>
+        <w:tabs>
+          <w:tab w:val="num" w:pos="2160"/>
+        </w:tabs>
+        <w:ind w:left="2160" w:hanging="360"/>
+      </w:pPr>
+      <w:rPr>
+        <w:rFonts w:ascii="Wingdings" w:hAnsi="Wingdings" w:hint="default"/>
+        <w:sz w:val="20"/>
+      </w:rPr>
+    </w:lvl>
+    <w:lvl w:ilvl="3" w:tentative="1">
+      <w:start w:val="1"/>
+      <w:numFmt w:val="bullet"/>
+      <w:lvlText w:val=""/>
+      <w:lvlJc w:val="left"/>
+      <w:pPr>
+        <w:tabs>
+          <w:tab w:val="num" w:pos="2880"/>
+        </w:tabs>
+        <w:ind w:left="2880" w:hanging="360"/>
+      </w:pPr>
+      <w:rPr>
+        <w:rFonts w:ascii="Wingdings" w:hAnsi="Wingdings" w:hint="default"/>
+        <w:sz w:val="20"/>
+      </w:rPr>
+    </w:lvl>
+    <w:lvl w:ilvl="4" w:tentative="1">
+      <w:start w:val="1"/>
+      <w:numFmt w:val="bullet"/>
+      <w:lvlText w:val=""/>
+      <w:lvlJc w:val="left"/>
+      <w:pPr>
+        <w:tabs>
+          <w:tab w:val="num" w:pos="3600"/>
+        </w:tabs>
+        <w:ind w:left="3600" w:hanging="360"/>
+      </w:pPr>
+      <w:rPr>
+        <w:rFonts w:ascii="Wingdings" w:hAnsi="Wingdings" w:hint="default"/>
+        <w:sz w:val="20"/>
+      </w:rPr>
+    </w:lvl>
+    <w:lvl w:ilvl="5" w:tentative="1">
+      <w:start w:val="1"/>
+      <w:numFmt w:val="bullet"/>
+      <w:lvlText w:val=""/>
+      <w:lvlJc w:val="left"/>
+      <w:pPr>
+        <w:tabs>
+          <w:tab w:val="num" w:pos="4320"/>
+        </w:tabs>
+        <w:ind w:left="4320" w:hanging="360"/>
+      </w:pPr>
+      <w:rPr>
+        <w:rFonts w:ascii="Wingdings" w:hAnsi="Wingdings" w:hint="default"/>
+        <w:sz w:val="20"/>
+      </w:rPr>
+    </w:lvl>
+    <w:lvl w:ilvl="6" w:tentative="1">
+      <w:start w:val="1"/>
+      <w:numFmt w:val="bullet"/>
+      <w:lvlText w:val=""/>
+      <w:lvlJc w:val="left"/>
+      <w:pPr>
+        <w:tabs>
+          <w:tab w:val="num" w:pos="5040"/>
+        </w:tabs>
+        <w:ind w:left="5040" w:hanging="360"/>
+      </w:pPr>
+      <w:rPr>
+        <w:rFonts w:ascii="Wingdings" w:hAnsi="Wingdings" w:hint="default"/>
+        <w:sz w:val="20"/>
+      </w:rPr>
+    </w:lvl>
+    <w:lvl w:ilvl="7" w:tentative="1">
+      <w:start w:val="1"/>
+      <w:numFmt w:val="bullet"/>
+      <w:lvlText w:val=""/>
+      <w:lvlJc w:val="left"/>
+      <w:pPr>
+        <w:tabs>
+          <w:tab w:val="num" w:pos="5760"/>
+        </w:tabs>
+        <w:ind w:left="5760" w:hanging="360"/>
+      </w:pPr>
+      <w:rPr>
+        <w:rFonts w:ascii="Wingdings" w:hAnsi="Wingdings" w:hint="default"/>
+        <w:sz w:val="20"/>
+      </w:rPr>
+    </w:lvl>
+    <w:lvl w:ilvl="8" w:tentative="1">
+      <w:start w:val="1"/>
+      <w:numFmt w:val="bullet"/>
+      <w:lvlText w:val=""/>
+      <w:lvlJc w:val="left"/>
+      <w:pPr>
+        <w:tabs>
+          <w:tab w:val="num" w:pos="6480"/>
+        </w:tabs>
+        <w:ind w:left="6480" w:hanging="360"/>
+      </w:pPr>
+      <w:rPr>
+        <w:rFonts w:ascii="Wingdings" w:hAnsi="Wingdings" w:hint="default"/>
+        <w:sz w:val="20"/>
+      </w:rPr>
+    </w:lvl>
+  </w:abstractNum>
+  <w:abstractNum w:abstractNumId="5" w15:restartNumberingAfterBreak="0">
     <w:nsid w:val="4DF74EBA"/>
     <w:multiLevelType w:val="hybridMultilevel"/>
     <w:tmpl w:val="DEE46776"/>
@@ -1444,7 +4490,156 @@
       </w:pPr>
     </w:lvl>
   </w:abstractNum>
-  <w:abstractNum w:abstractNumId="5" w15:restartNumberingAfterBreak="0">
+  <w:abstractNum w:abstractNumId="6" w15:restartNumberingAfterBreak="0">
+    <w:nsid w:val="57DA1F58"/>
+    <w:multiLevelType w:val="multilevel"/>
+    <w:tmpl w:val="5BB81D96"/>
+    <w:lvl w:ilvl="0">
+      <w:start w:val="1"/>
+      <w:numFmt w:val="bullet"/>
+      <w:lvlText w:val=""/>
+      <w:lvlJc w:val="left"/>
+      <w:pPr>
+        <w:tabs>
+          <w:tab w:val="num" w:pos="720"/>
+        </w:tabs>
+        <w:ind w:left="720" w:hanging="360"/>
+      </w:pPr>
+      <w:rPr>
+        <w:rFonts w:ascii="Symbol" w:hAnsi="Symbol" w:hint="default"/>
+        <w:sz w:val="20"/>
+      </w:rPr>
+    </w:lvl>
+    <w:lvl w:ilvl="1" w:tentative="1">
+      <w:start w:val="1"/>
+      <w:numFmt w:val="bullet"/>
+      <w:lvlText w:val="o"/>
+      <w:lvlJc w:val="left"/>
+      <w:pPr>
+        <w:tabs>
+          <w:tab w:val="num" w:pos="1440"/>
+        </w:tabs>
+        <w:ind w:left="1440" w:hanging="360"/>
+      </w:pPr>
+      <w:rPr>
+        <w:rFonts w:ascii="Courier New" w:hAnsi="Courier New" w:hint="default"/>
+        <w:sz w:val="20"/>
+      </w:rPr>
+    </w:lvl>
+    <w:lvl w:ilvl="2" w:tentative="1">
+      <w:start w:val="1"/>
+      <w:numFmt w:val="bullet"/>
+      <w:lvlText w:val=""/>
+      <w:lvlJc w:val="left"/>
+      <w:pPr>
+        <w:tabs>
+          <w:tab w:val="num" w:pos="2160"/>
+        </w:tabs>
+        <w:ind w:left="2160" w:hanging="360"/>
+      </w:pPr>
+      <w:rPr>
+        <w:rFonts w:ascii="Wingdings" w:hAnsi="Wingdings" w:hint="default"/>
+        <w:sz w:val="20"/>
+      </w:rPr>
+    </w:lvl>
+    <w:lvl w:ilvl="3" w:tentative="1">
+      <w:start w:val="1"/>
+      <w:numFmt w:val="bullet"/>
+      <w:lvlText w:val=""/>
+      <w:lvlJc w:val="left"/>
+      <w:pPr>
+        <w:tabs>
+          <w:tab w:val="num" w:pos="2880"/>
+        </w:tabs>
+        <w:ind w:left="2880" w:hanging="360"/>
+      </w:pPr>
+      <w:rPr>
+        <w:rFonts w:ascii="Wingdings" w:hAnsi="Wingdings" w:hint="default"/>
+        <w:sz w:val="20"/>
+      </w:rPr>
+    </w:lvl>
+    <w:lvl w:ilvl="4" w:tentative="1">
+      <w:start w:val="1"/>
+      <w:numFmt w:val="bullet"/>
+      <w:lvlText w:val=""/>
+      <w:lvlJc w:val="left"/>
+      <w:pPr>
+        <w:tabs>
+          <w:tab w:val="num" w:pos="3600"/>
+        </w:tabs>
+        <w:ind w:left="3600" w:hanging="360"/>
+      </w:pPr>
+      <w:rPr>
+        <w:rFonts w:ascii="Wingdings" w:hAnsi="Wingdings" w:hint="default"/>
+        <w:sz w:val="20"/>
+      </w:rPr>
+    </w:lvl>
+    <w:lvl w:ilvl="5" w:tentative="1">
+      <w:start w:val="1"/>
+      <w:numFmt w:val="bullet"/>
+      <w:lvlText w:val=""/>
+      <w:lvlJc w:val="left"/>
+      <w:pPr>
+        <w:tabs>
+          <w:tab w:val="num" w:pos="4320"/>
+        </w:tabs>
+        <w:ind w:left="4320" w:hanging="360"/>
+      </w:pPr>
+      <w:rPr>
+        <w:rFonts w:ascii="Wingdings" w:hAnsi="Wingdings" w:hint="default"/>
+        <w:sz w:val="20"/>
+      </w:rPr>
+    </w:lvl>
+    <w:lvl w:ilvl="6" w:tentative="1">
+      <w:start w:val="1"/>
+      <w:numFmt w:val="bullet"/>
+      <w:lvlText w:val=""/>
+      <w:lvlJc w:val="left"/>
+      <w:pPr>
+        <w:tabs>
+          <w:tab w:val="num" w:pos="5040"/>
+        </w:tabs>
+        <w:ind w:left="5040" w:hanging="360"/>
+      </w:pPr>
+      <w:rPr>
+        <w:rFonts w:ascii="Wingdings" w:hAnsi="Wingdings" w:hint="default"/>
+        <w:sz w:val="20"/>
+      </w:rPr>
+    </w:lvl>
+    <w:lvl w:ilvl="7" w:tentative="1">
+      <w:start w:val="1"/>
+      <w:numFmt w:val="bullet"/>
+      <w:lvlText w:val=""/>
+      <w:lvlJc w:val="left"/>
+      <w:pPr>
+        <w:tabs>
+          <w:tab w:val="num" w:pos="5760"/>
+        </w:tabs>
+        <w:ind w:left="5760" w:hanging="360"/>
+      </w:pPr>
+      <w:rPr>
+        <w:rFonts w:ascii="Wingdings" w:hAnsi="Wingdings" w:hint="default"/>
+        <w:sz w:val="20"/>
+      </w:rPr>
+    </w:lvl>
+    <w:lvl w:ilvl="8" w:tentative="1">
+      <w:start w:val="1"/>
+      <w:numFmt w:val="bullet"/>
+      <w:lvlText w:val=""/>
+      <w:lvlJc w:val="left"/>
+      <w:pPr>
+        <w:tabs>
+          <w:tab w:val="num" w:pos="6480"/>
+        </w:tabs>
+        <w:ind w:left="6480" w:hanging="360"/>
+      </w:pPr>
+      <w:rPr>
+        <w:rFonts w:ascii="Wingdings" w:hAnsi="Wingdings" w:hint="default"/>
+        <w:sz w:val="20"/>
+      </w:rPr>
+    </w:lvl>
+  </w:abstractNum>
+  <w:abstractNum w:abstractNumId="7" w15:restartNumberingAfterBreak="0">
     <w:nsid w:val="5CC95FFB"/>
     <w:multiLevelType w:val="hybridMultilevel"/>
     <w:tmpl w:val="C12AEF0E"/>
@@ -1557,7 +4752,7 @@
       </w:rPr>
     </w:lvl>
   </w:abstractNum>
-  <w:abstractNum w:abstractNumId="6" w15:restartNumberingAfterBreak="0">
+  <w:abstractNum w:abstractNumId="8" w15:restartNumberingAfterBreak="0">
     <w:nsid w:val="6470697C"/>
     <w:multiLevelType w:val="hybridMultilevel"/>
     <w:tmpl w:val="F258BE7E"/>
@@ -1670,11 +4865,160 @@
       </w:rPr>
     </w:lvl>
   </w:abstractNum>
+  <w:abstractNum w:abstractNumId="9" w15:restartNumberingAfterBreak="0">
+    <w:nsid w:val="728D6274"/>
+    <w:multiLevelType w:val="multilevel"/>
+    <w:tmpl w:val="6D7A3E8A"/>
+    <w:lvl w:ilvl="0">
+      <w:start w:val="1"/>
+      <w:numFmt w:val="bullet"/>
+      <w:lvlText w:val=""/>
+      <w:lvlJc w:val="left"/>
+      <w:pPr>
+        <w:tabs>
+          <w:tab w:val="num" w:pos="720"/>
+        </w:tabs>
+        <w:ind w:left="720" w:hanging="360"/>
+      </w:pPr>
+      <w:rPr>
+        <w:rFonts w:ascii="Symbol" w:hAnsi="Symbol" w:hint="default"/>
+        <w:sz w:val="20"/>
+      </w:rPr>
+    </w:lvl>
+    <w:lvl w:ilvl="1" w:tentative="1">
+      <w:start w:val="1"/>
+      <w:numFmt w:val="bullet"/>
+      <w:lvlText w:val="o"/>
+      <w:lvlJc w:val="left"/>
+      <w:pPr>
+        <w:tabs>
+          <w:tab w:val="num" w:pos="1440"/>
+        </w:tabs>
+        <w:ind w:left="1440" w:hanging="360"/>
+      </w:pPr>
+      <w:rPr>
+        <w:rFonts w:ascii="Courier New" w:hAnsi="Courier New" w:hint="default"/>
+        <w:sz w:val="20"/>
+      </w:rPr>
+    </w:lvl>
+    <w:lvl w:ilvl="2" w:tentative="1">
+      <w:start w:val="1"/>
+      <w:numFmt w:val="bullet"/>
+      <w:lvlText w:val=""/>
+      <w:lvlJc w:val="left"/>
+      <w:pPr>
+        <w:tabs>
+          <w:tab w:val="num" w:pos="2160"/>
+        </w:tabs>
+        <w:ind w:left="2160" w:hanging="360"/>
+      </w:pPr>
+      <w:rPr>
+        <w:rFonts w:ascii="Wingdings" w:hAnsi="Wingdings" w:hint="default"/>
+        <w:sz w:val="20"/>
+      </w:rPr>
+    </w:lvl>
+    <w:lvl w:ilvl="3" w:tentative="1">
+      <w:start w:val="1"/>
+      <w:numFmt w:val="bullet"/>
+      <w:lvlText w:val=""/>
+      <w:lvlJc w:val="left"/>
+      <w:pPr>
+        <w:tabs>
+          <w:tab w:val="num" w:pos="2880"/>
+        </w:tabs>
+        <w:ind w:left="2880" w:hanging="360"/>
+      </w:pPr>
+      <w:rPr>
+        <w:rFonts w:ascii="Wingdings" w:hAnsi="Wingdings" w:hint="default"/>
+        <w:sz w:val="20"/>
+      </w:rPr>
+    </w:lvl>
+    <w:lvl w:ilvl="4" w:tentative="1">
+      <w:start w:val="1"/>
+      <w:numFmt w:val="bullet"/>
+      <w:lvlText w:val=""/>
+      <w:lvlJc w:val="left"/>
+      <w:pPr>
+        <w:tabs>
+          <w:tab w:val="num" w:pos="3600"/>
+        </w:tabs>
+        <w:ind w:left="3600" w:hanging="360"/>
+      </w:pPr>
+      <w:rPr>
+        <w:rFonts w:ascii="Wingdings" w:hAnsi="Wingdings" w:hint="default"/>
+        <w:sz w:val="20"/>
+      </w:rPr>
+    </w:lvl>
+    <w:lvl w:ilvl="5" w:tentative="1">
+      <w:start w:val="1"/>
+      <w:numFmt w:val="bullet"/>
+      <w:lvlText w:val=""/>
+      <w:lvlJc w:val="left"/>
+      <w:pPr>
+        <w:tabs>
+          <w:tab w:val="num" w:pos="4320"/>
+        </w:tabs>
+        <w:ind w:left="4320" w:hanging="360"/>
+      </w:pPr>
+      <w:rPr>
+        <w:rFonts w:ascii="Wingdings" w:hAnsi="Wingdings" w:hint="default"/>
+        <w:sz w:val="20"/>
+      </w:rPr>
+    </w:lvl>
+    <w:lvl w:ilvl="6" w:tentative="1">
+      <w:start w:val="1"/>
+      <w:numFmt w:val="bullet"/>
+      <w:lvlText w:val=""/>
+      <w:lvlJc w:val="left"/>
+      <w:pPr>
+        <w:tabs>
+          <w:tab w:val="num" w:pos="5040"/>
+        </w:tabs>
+        <w:ind w:left="5040" w:hanging="360"/>
+      </w:pPr>
+      <w:rPr>
+        <w:rFonts w:ascii="Wingdings" w:hAnsi="Wingdings" w:hint="default"/>
+        <w:sz w:val="20"/>
+      </w:rPr>
+    </w:lvl>
+    <w:lvl w:ilvl="7" w:tentative="1">
+      <w:start w:val="1"/>
+      <w:numFmt w:val="bullet"/>
+      <w:lvlText w:val=""/>
+      <w:lvlJc w:val="left"/>
+      <w:pPr>
+        <w:tabs>
+          <w:tab w:val="num" w:pos="5760"/>
+        </w:tabs>
+        <w:ind w:left="5760" w:hanging="360"/>
+      </w:pPr>
+      <w:rPr>
+        <w:rFonts w:ascii="Wingdings" w:hAnsi="Wingdings" w:hint="default"/>
+        <w:sz w:val="20"/>
+      </w:rPr>
+    </w:lvl>
+    <w:lvl w:ilvl="8" w:tentative="1">
+      <w:start w:val="1"/>
+      <w:numFmt w:val="bullet"/>
+      <w:lvlText w:val=""/>
+      <w:lvlJc w:val="left"/>
+      <w:pPr>
+        <w:tabs>
+          <w:tab w:val="num" w:pos="6480"/>
+        </w:tabs>
+        <w:ind w:left="6480" w:hanging="360"/>
+      </w:pPr>
+      <w:rPr>
+        <w:rFonts w:ascii="Wingdings" w:hAnsi="Wingdings" w:hint="default"/>
+        <w:sz w:val="20"/>
+      </w:rPr>
+    </w:lvl>
+  </w:abstractNum>
   <w:num w:numId="1" w16cid:durableId="717584240">
-    <w:abstractNumId w:val="6"/>
+    <w:abstractNumId w:val="8"/>
   </w:num>
   <w:num w:numId="2" w16cid:durableId="1185703515">
-    <w:abstractNumId w:val="4"/>
+    <w:abstractNumId w:val="5"/>
   </w:num>
   <w:num w:numId="3" w16cid:durableId="1718041361">
     <w:abstractNumId w:val="2"/>
@@ -1689,7 +5033,16 @@
     <w:abstractNumId w:val="0"/>
   </w:num>
   <w:num w:numId="7" w16cid:durableId="860052978">
-    <w:abstractNumId w:val="5"/>
+    <w:abstractNumId w:val="7"/>
+  </w:num>
+  <w:num w:numId="8" w16cid:durableId="1269850474">
+    <w:abstractNumId w:val="4"/>
+  </w:num>
+  <w:num w:numId="9" w16cid:durableId="778141120">
+    <w:abstractNumId w:val="6"/>
+  </w:num>
+  <w:num w:numId="10" w16cid:durableId="1595623467">
+    <w:abstractNumId w:val="9"/>
   </w:num>
 </w:numbering>
 </file>
@@ -2644,6 +5997,17 @@
       <w:spacing w:val="5"/>
     </w:rPr>
   </w:style>
+  <w:style w:type="character" w:styleId="Hipervnculo">
+    <w:name w:val="Hyperlink"/>
+    <w:basedOn w:val="Fuentedeprrafopredeter"/>
+    <w:uiPriority w:val="99"/>
+    <w:unhideWhenUsed/>
+    <w:rsid w:val="00555886"/>
+    <w:rPr>
+      <w:color w:val="467886" w:themeColor="hyperlink"/>
+      <w:u w:val="single"/>
+    </w:rPr>
+  </w:style>
 </w:styles>
 </file>
 
